--- a/technical_protection_of_information/практики/3/2026/ПЗ3_СТР-К_Ковалев_Данил_ВКБ53_2026.docx
+++ b/technical_protection_of_information/практики/3/2026/ПЗ3_СТР-К_Ковалев_Данил_ВКБ53_2026.docx
@@ -7293,6 +7293,10 @@
         </w:rPr>
       </w:pPr>
       <w:r>
+        <w:rPr>
+          <w:lang w:val="ru-RU"/>
+        </w:rPr>
+        <w:lastRenderedPageBreak/>
         <w:t>5. Обзор официальных информационных ресурсов</w:t>
       </w:r>
     </w:p>
@@ -7307,7 +7311,73 @@
         </w:rPr>
       </w:pPr>
       <w:r>
-        <w:t>На сайте ФСТЭК России и в её официальных реестрах изучаются документы по технической защите информации, сведения о лицензиях исполнителей и сертификатах средств защиты. Для АС «Защищённый контур» эти ресурсы нужны при проверке права подрядчика на конкретные работы и условий применения Astra Linux Special Edition и Kaspersky Endpoint Security [10]. Сведения из локального перечня СЗИ не заменяют проверки действующей записи реестра.</w:t>
+        <w:rPr>
+          <w:lang w:val="ru-RU"/>
+        </w:rPr>
+        <w:t xml:space="preserve">На сайте ФСТЭК России и в её официальных реестрах изучаются документы по технической защите информации, сведения о лицензиях исполнителей и сертификатах средств защиты. Для АС «Защищённый контур» эти ресурсы нужны при проверке права подрядчика на конкретные работы и условий применения </w:t>
+      </w:r>
+      <w:r>
+        <w:t>Astra</w:t>
+      </w:r>
+      <w:r>
+        <w:rPr>
+          <w:lang w:val="ru-RU"/>
+        </w:rPr>
+        <w:t xml:space="preserve"> </w:t>
+      </w:r>
+      <w:r>
+        <w:t>Linux</w:t>
+      </w:r>
+      <w:r>
+        <w:rPr>
+          <w:lang w:val="ru-RU"/>
+        </w:rPr>
+        <w:t xml:space="preserve"> </w:t>
+      </w:r>
+      <w:r>
+        <w:t>Special</w:t>
+      </w:r>
+      <w:r>
+        <w:rPr>
+          <w:lang w:val="ru-RU"/>
+        </w:rPr>
+        <w:t xml:space="preserve"> </w:t>
+      </w:r>
+      <w:r>
+        <w:t>Edition</w:t>
+      </w:r>
+      <w:r>
+        <w:rPr>
+          <w:lang w:val="ru-RU"/>
+        </w:rPr>
+        <w:t xml:space="preserve"> и </w:t>
+      </w:r>
+      <w:r>
+        <w:t>Kaspersky</w:t>
+      </w:r>
+      <w:r>
+        <w:rPr>
+          <w:lang w:val="ru-RU"/>
+        </w:rPr>
+        <w:t xml:space="preserve"> </w:t>
+      </w:r>
+      <w:r>
+        <w:t>Endpoint</w:t>
+      </w:r>
+      <w:r>
+        <w:rPr>
+          <w:lang w:val="ru-RU"/>
+        </w:rPr>
+        <w:t xml:space="preserve"> </w:t>
+      </w:r>
+      <w:r>
+        <w:t>Security</w:t>
+      </w:r>
+      <w:r>
+        <w:rPr>
+          <w:lang w:val="ru-RU"/>
+        </w:rPr>
+        <w:t xml:space="preserve"> [10]. Сведения из локального перечня СЗИ не заменяют проверки действующей записи реестра.</w:t>
       </w:r>
     </w:p>
     <w:p>
@@ -7321,7 +7391,24 @@
         </w:rPr>
       </w:pPr>
       <w:r>
-        <w:t>Портал персональных данных Роскомнадзора содержит реестр операторов и формы уведомлений. Для ООО «ТехноЩит» он используется при проверке обязанности уведомления об обработке персональных данных и актуальности сведений об операторе; наличие конкретной записи организации в настоящем отчёте не утверждается [6].</w:t>
+        <w:rPr>
+          <w:lang w:val="ru-RU"/>
+        </w:rPr>
+        <w:t>Портал персональных данных Роскомнадзора содержит реестр операторов и формы уведомлений. Для ООО «</w:t>
+      </w:r>
+      <w:proofErr w:type="spellStart"/>
+      <w:r>
+        <w:rPr>
+          <w:lang w:val="ru-RU"/>
+        </w:rPr>
+        <w:t>ТехноЩит</w:t>
+      </w:r>
+      <w:proofErr w:type="spellEnd"/>
+      <w:r>
+        <w:rPr>
+          <w:lang w:val="ru-RU"/>
+        </w:rPr>
+        <w:t>» он используется при проверке обязанности уведомления об обработке персональных данных и актуальности сведений об операторе; наличие конкретной записи организации в настоящем отчёте не утверждается [6].</w:t>
       </w:r>
     </w:p>
     <w:p>
@@ -7335,6 +7422,9 @@
         </w:rPr>
       </w:pPr>
       <w:r>
+        <w:rPr>
+          <w:lang w:val="ru-RU"/>
+        </w:rPr>
         <w:t>На Официальном интернет-портале правовой информации проверены реквизиты Федерального закона № 99-ФЗ и постановления Правительства РФ № 79, определяющих лицензирование работ по технической защите конфиденциальной информации. Их применение к планируемым обследованию, испытаниям и аттестации рассмотрено в разделе 11 приложения 3 [11, 12].</w:t>
       </w:r>
     </w:p>
@@ -7352,12 +7442,116 @@
           <w:rFonts w:ascii="Times New Roman" w:hAnsi="Times New Roman" w:cs="Times New Roman"/>
           <w:lang w:val="ru-RU"/>
         </w:rPr>
+        <w:t>Ответы на контрольные вопросы</w:t>
+      </w:r>
+    </w:p>
+    <w:p>
+      <w:pPr>
+        <w:keepNext/>
+        <w:spacing w:before="160"/>
+        <w:rPr>
+          <w:lang w:val="ru-RU"/>
+        </w:rPr>
+      </w:pPr>
+      <w:r>
+        <w:rPr>
+          <w:b/>
+          <w:lang w:val="ru-RU"/>
+        </w:rPr>
+        <w:t>1. На что распространяются требования и рекомендации СТР-К?</w:t>
+      </w:r>
+    </w:p>
+    <w:p>
+      <w:pPr>
+        <w:keepNext/>
+        <w:spacing w:before="80"/>
+        <w:rPr>
+          <w:lang w:val="ru-RU"/>
+        </w:rPr>
+      </w:pPr>
+      <w:r>
+        <w:rPr>
+          <w:b/>
+          <w:lang w:val="ru-RU"/>
+        </w:rPr>
+        <w:t>Пункт 2.1 СТР-К:</w:t>
+      </w:r>
+    </w:p>
+    <w:p>
+      <w:pPr>
+        <w:rPr>
+          <w:lang w:val="ru-RU"/>
+        </w:rPr>
+      </w:pPr>
+      <w:r>
+        <w:rPr>
+          <w:lang w:val="ru-RU"/>
+        </w:rPr>
+        <w:t>«Настоящий документ устанавливает порядок организации работ, требования и рекомендации по обеспечению технической защиты конфиденциальной информации на территории Российской Федерации и является основным руководящим документом в этой области для федеральных органов государственной власти, органов государственной власти субъектов Российской Федерации и органов местного самоуправления, предприятий, учреждений и организаций (далее - учреждения и предприятия) независимо от их организационно-правовой формы и формы собственности, должностных лиц и граждан Российской Федерации, взявшим на себя обязательства либо обязанными по статусу исполнять требования правовых документов Российской Федерации по защите информации.»</w:t>
+      </w:r>
+    </w:p>
+    <w:p>
+      <w:pPr>
+        <w:keepNext/>
+        <w:spacing w:before="80"/>
+        <w:rPr>
+          <w:lang w:val="ru-RU"/>
+        </w:rPr>
+      </w:pPr>
+      <w:r>
+        <w:rPr>
+          <w:b/>
+          <w:lang w:val="ru-RU"/>
+        </w:rPr>
         <w:lastRenderedPageBreak/>
-        <w:t>Ответы на контрольные вопросы</w:t>
-      </w:r>
-    </w:p>
-    <w:p>
-      <w:pPr>
+        <w:t>Пункт 2.2 СТР-К (выдержка):</w:t>
+      </w:r>
+    </w:p>
+    <w:p>
+      <w:pPr>
+        <w:rPr>
+          <w:lang w:val="ru-RU"/>
+        </w:rPr>
+      </w:pPr>
+      <w:r>
+        <w:rPr>
+          <w:lang w:val="ru-RU"/>
+        </w:rPr>
+        <w:t>«Требования и рекомендации настоящего документа распространяются на защиту:</w:t>
+      </w:r>
+    </w:p>
+    <w:p>
+      <w:pPr>
+        <w:ind w:left="340" w:firstLine="0"/>
+        <w:rPr>
+          <w:lang w:val="ru-RU"/>
+        </w:rPr>
+      </w:pPr>
+      <w:r>
+        <w:rPr>
+          <w:lang w:val="ru-RU"/>
+        </w:rPr>
+        <w:t>— конфиденциальной информации - информации с ограниченным доступом, за исключением сведений, отнесенных к государственной тайне и персональным данным, содержащейся в государственных (муниципальных) информационных ресурсах, накопленной за счет государственного (муниципального) бюджета и являющейся собственностью государства (к ней может быть отнесена информация, составляющая служебную тайну и другие виды тайн в соответствии с законодательством Российской Федерации, а также сведения конфиденциального характера в соответствии с "Перечнем сведений конфиденциального характера", утвержденного Указом Президента Российской Федерации от 06.03.97 №188), защита которой осуществляется в интересах государства (далее - служебная тайна);</w:t>
+      </w:r>
+    </w:p>
+    <w:p>
+      <w:pPr>
+        <w:ind w:left="340" w:firstLine="0"/>
+        <w:rPr>
+          <w:lang w:val="ru-RU"/>
+        </w:rPr>
+      </w:pPr>
+      <w:r>
+        <w:rPr>
+          <w:lang w:val="ru-RU"/>
+        </w:rPr>
+        <w:t>— информации о фактах, событиях и обстоятельствах частной жизни гражданина, позволяющей идентифицировать его личность (персональные данные) […]»</w:t>
+      </w:r>
+    </w:p>
+    <w:p>
+      <w:pPr>
+        <w:keepNext/>
+        <w:spacing w:before="80"/>
         <w:rPr>
           <w:lang w:val="ru-RU"/>
         </w:rPr>
@@ -7367,52 +7561,990 @@
           <w:b/>
           <w:lang w:val="ru-RU"/>
         </w:rPr>
-        <w:t>1. На что распространяется СТР-К?</w:t>
-      </w:r>
-    </w:p>
-    <w:p>
-      <w:pPr>
-        <w:rPr>
-          <w:lang w:val="ru-RU"/>
-        </w:rPr>
-      </w:pPr>
-      <w:r>
-        <w:rPr>
-          <w:lang w:val="ru-RU"/>
-        </w:rPr>
-        <w:t>На техническую защиту конфиденциальной информации без сведений государственной тайны при обработке, передаче и обсуждении. Для негосударственных ресурсов, подобных ресурсам ООО «</w:t>
+        <w:t>Пункт 2.3 СТР-К:</w:t>
+      </w:r>
+    </w:p>
+    <w:p>
+      <w:pPr>
+        <w:rPr>
+          <w:lang w:val="ru-RU"/>
+        </w:rPr>
+      </w:pPr>
+      <w:r>
+        <w:rPr>
+          <w:lang w:val="ru-RU"/>
+        </w:rPr>
+        <w:t>«Для защиты конфиденциальной информации, содержащейся в негосударственных информационных ресурсах, режим защиты которой определяет собственник этих ресурсов (например, информации, составляющей коммерческую, банковскую тайну и т.д.) (далее - коммерческая тайна), данный документ носит рекомендательный характер.»</w:t>
+      </w:r>
+    </w:p>
+    <w:p>
+      <w:pPr>
+        <w:keepNext/>
+        <w:spacing w:before="160"/>
+        <w:rPr>
+          <w:lang w:val="ru-RU"/>
+        </w:rPr>
+      </w:pPr>
+      <w:r>
+        <w:rPr>
+          <w:b/>
+          <w:lang w:val="ru-RU"/>
+        </w:rPr>
+        <w:t>2. Раскройте понятие ОТСС, ВТСС, целостность информации, СЗИ от НСД, доступ к информации, объект информатизации.</w:t>
+      </w:r>
+    </w:p>
+    <w:p>
+      <w:pPr>
+        <w:keepNext/>
+        <w:spacing w:before="80"/>
+        <w:rPr>
+          <w:lang w:val="ru-RU"/>
+        </w:rPr>
+      </w:pPr>
+      <w:r>
+        <w:rPr>
+          <w:b/>
+          <w:lang w:val="ru-RU"/>
+        </w:rPr>
+        <w:t>ОТСС — пункт 1.21 СТР-К:</w:t>
+      </w:r>
+    </w:p>
+    <w:p>
+      <w:pPr>
+        <w:rPr>
+          <w:lang w:val="ru-RU"/>
+        </w:rPr>
+      </w:pPr>
+      <w:r>
+        <w:rPr>
+          <w:lang w:val="ru-RU"/>
+        </w:rPr>
+        <w:t xml:space="preserve">«Основные технические средства и системы (ОТСС) - технические средства и системы, а также их коммуникации, используемые для обработки, хранения и передачи конфиденциальной информации. В контексте настоящего </w:t>
+      </w:r>
+      <w:r>
+        <w:rPr>
+          <w:lang w:val="ru-RU"/>
+        </w:rPr>
+        <w:lastRenderedPageBreak/>
+        <w:t>документа к ним относятся технические средства и системы автоматизированных систем различного уровня и назначения на базе средств вычислительной техники, средства и системы связи и передачи данных, используемые для обработки конфиденциальной информации.»</w:t>
+      </w:r>
+    </w:p>
+    <w:p>
+      <w:pPr>
+        <w:keepNext/>
+        <w:spacing w:before="80"/>
+        <w:rPr>
+          <w:lang w:val="ru-RU"/>
+        </w:rPr>
+      </w:pPr>
+      <w:r>
+        <w:rPr>
+          <w:b/>
+          <w:lang w:val="ru-RU"/>
+        </w:rPr>
+        <w:t>ВТСС — пункт 1.7 СТР-К (определение):</w:t>
+      </w:r>
+    </w:p>
+    <w:p>
+      <w:pPr>
+        <w:rPr>
+          <w:lang w:val="ru-RU"/>
+        </w:rPr>
+      </w:pPr>
+      <w:r>
+        <w:rPr>
+          <w:lang w:val="ru-RU"/>
+        </w:rPr>
+        <w:t>«Вспомогательные технические средства и системы (ВТСС) - технические средства и системы, не предназначенные для передачи, обработки и хранения конфиденциальной информации, устанавливаемые совместно с основными техническими средствами и системами или в защищаемых помещениях.»</w:t>
+      </w:r>
+    </w:p>
+    <w:p>
+      <w:pPr>
+        <w:keepNext/>
+        <w:spacing w:before="80"/>
+        <w:rPr>
+          <w:lang w:val="ru-RU"/>
+        </w:rPr>
+      </w:pPr>
+      <w:r>
+        <w:rPr>
+          <w:b/>
+          <w:lang w:val="ru-RU"/>
+        </w:rPr>
+        <w:t>Целостность информации — пункт 1.27 СТР-К:</w:t>
+      </w:r>
+    </w:p>
+    <w:p>
+      <w:pPr>
+        <w:rPr>
+          <w:lang w:val="ru-RU"/>
+        </w:rPr>
+      </w:pPr>
+      <w:r>
+        <w:rPr>
+          <w:lang w:val="ru-RU"/>
+        </w:rPr>
+        <w:t>«Целостность информации - устойчивость информации к несанкционированному или случайному воздействию на нее в процессе обработки техническими средствами, результатом которого может быть уничтожение и искажение информации.»</w:t>
+      </w:r>
+    </w:p>
+    <w:p>
+      <w:pPr>
+        <w:keepNext/>
+        <w:spacing w:before="80"/>
+        <w:rPr>
+          <w:lang w:val="ru-RU"/>
+        </w:rPr>
+      </w:pPr>
+      <w:r>
+        <w:rPr>
+          <w:b/>
+          <w:lang w:val="ru-RU"/>
+        </w:rPr>
+        <w:t>СЗИ от НСД — пункт 1.23 СТР-К:</w:t>
+      </w:r>
+    </w:p>
+    <w:p>
+      <w:pPr>
+        <w:rPr>
+          <w:lang w:val="ru-RU"/>
+        </w:rPr>
+      </w:pPr>
+      <w:r>
+        <w:rPr>
+          <w:lang w:val="ru-RU"/>
+        </w:rPr>
+        <w:t>«Система защиты информации от НСД (СЗИ НСД) - комплекс организационных мер и программно-технических (при необходимости криптографических) средств защиты от несанкционированного доступа к информации (несанкционированных действий с ней) в автоматизированной системе.»</w:t>
+      </w:r>
+    </w:p>
+    <w:p>
+      <w:pPr>
+        <w:keepNext/>
+        <w:spacing w:before="80"/>
+        <w:rPr>
+          <w:lang w:val="ru-RU"/>
+        </w:rPr>
+      </w:pPr>
+      <w:r>
+        <w:rPr>
+          <w:b/>
+          <w:lang w:val="ru-RU"/>
+        </w:rPr>
+        <w:t>Доступ к информации — пункт 1.8 СТР-К:</w:t>
+      </w:r>
+    </w:p>
+    <w:p>
+      <w:pPr>
+        <w:rPr>
+          <w:lang w:val="ru-RU"/>
+        </w:rPr>
+      </w:pPr>
+      <w:r>
+        <w:rPr>
+          <w:lang w:val="ru-RU"/>
+        </w:rPr>
+        <w:t>«Доступ к информации (доступ) - ознакомление с информацией, ее обработка, в частности, копирование, модификация или уничтожение информации.»</w:t>
+      </w:r>
+    </w:p>
+    <w:p>
+      <w:pPr>
+        <w:keepNext/>
+        <w:spacing w:before="80"/>
+        <w:rPr>
+          <w:lang w:val="ru-RU"/>
+        </w:rPr>
+      </w:pPr>
+      <w:r>
+        <w:rPr>
+          <w:b/>
+          <w:lang w:val="ru-RU"/>
+        </w:rPr>
+        <w:t>Объект информатизации — пункт 2.7 СТР-К (перечень защищаемых объектов):</w:t>
+      </w:r>
+    </w:p>
+    <w:p>
+      <w:pPr>
+        <w:rPr>
+          <w:lang w:val="ru-RU"/>
+        </w:rPr>
+      </w:pPr>
+      <w:r>
+        <w:rPr>
+          <w:lang w:val="ru-RU"/>
+        </w:rPr>
+        <w:t>«Защищаемыми объектами информатизации являются:</w:t>
+      </w:r>
+    </w:p>
+    <w:p>
+      <w:pPr>
+        <w:ind w:left="340" w:firstLine="0"/>
+        <w:rPr>
+          <w:lang w:val="ru-RU"/>
+        </w:rPr>
+      </w:pPr>
+      <w:r>
+        <w:rPr>
+          <w:lang w:val="ru-RU"/>
+        </w:rPr>
+        <w:lastRenderedPageBreak/>
+        <w:t>— средства и системы информатизации (средства вычислительной техники, автоматизированные системы различного уровня и назначения на базе средств вычислительной техники, в том числе информационно-вычислительные комплексы, сети и системы, средства и системы связи и передачи данных, технические средства приема, передачи и обработки информации (телефонии, звукозаписи, звукоусиления, звуковоспроизведения, переговорные и телевизионные устройства, средства изготовления, тиражирования документов и другие технические средства обработки речевой, графической, видео и буквенно-цифровой информации), программные средства (операционные системы, системы управления базами данных, другое общесистемное и прикладное программное обеспечение), используемые для обработки конфиденциальной информации;</w:t>
+      </w:r>
+    </w:p>
+    <w:p>
+      <w:pPr>
+        <w:ind w:left="340" w:firstLine="0"/>
+        <w:rPr>
+          <w:lang w:val="ru-RU"/>
+        </w:rPr>
+      </w:pPr>
+      <w:r>
+        <w:rPr>
+          <w:lang w:val="ru-RU"/>
+        </w:rPr>
+        <w:t>— технические средства и системы, не обрабатывающие непосредственно конфиденциальную информацию, но размещенные в помещениях, где она обрабатывается (циркулирует);</w:t>
+      </w:r>
+    </w:p>
+    <w:p>
+      <w:pPr>
+        <w:ind w:left="340" w:firstLine="0"/>
+        <w:rPr>
+          <w:lang w:val="ru-RU"/>
+        </w:rPr>
+      </w:pPr>
+      <w:r>
+        <w:rPr>
+          <w:lang w:val="ru-RU"/>
+        </w:rPr>
+        <w:t>— защищаемые помещения.»</w:t>
+      </w:r>
+    </w:p>
+    <w:p>
+      <w:pPr>
+        <w:keepNext/>
+        <w:spacing w:before="160"/>
+        <w:ind w:firstLine="340"/>
+        <w:rPr>
+          <w:lang w:val="ru-RU"/>
+        </w:rPr>
+      </w:pPr>
+      <w:r>
+        <w:rPr>
+          <w:b/>
+          <w:lang w:val="ru-RU"/>
+        </w:rPr>
+        <w:t>3. Что является защищаемыми объектами информатизации?</w:t>
+      </w:r>
+    </w:p>
+    <w:p>
+      <w:pPr>
+        <w:keepNext/>
+        <w:spacing w:before="80"/>
+        <w:ind w:firstLine="340"/>
+        <w:rPr>
+          <w:lang w:val="ru-RU"/>
+        </w:rPr>
+      </w:pPr>
+      <w:r>
+        <w:rPr>
+          <w:b/>
+          <w:lang w:val="ru-RU"/>
+        </w:rPr>
+        <w:t>Пункт 2.7 СТР-К:</w:t>
+      </w:r>
+    </w:p>
+    <w:p>
+      <w:pPr>
+        <w:ind w:firstLine="340"/>
+        <w:rPr>
+          <w:lang w:val="ru-RU"/>
+        </w:rPr>
+      </w:pPr>
+      <w:r>
+        <w:rPr>
+          <w:lang w:val="ru-RU"/>
+        </w:rPr>
+        <w:t>«Защите подлежит информация, как речевая, так и обрабатываемая техническими средствами, а также представленная в виде информативных электрических сигналов, физических полей, носителей на бумажной, магнитной, оптической и иной основе, в виде информационных массивов и баз данных в АС.</w:t>
+      </w:r>
+    </w:p>
+    <w:p>
+      <w:pPr>
+        <w:ind w:firstLine="340"/>
+        <w:rPr>
+          <w:lang w:val="ru-RU"/>
+        </w:rPr>
+      </w:pPr>
+      <w:r>
+        <w:rPr>
+          <w:lang w:val="ru-RU"/>
+        </w:rPr>
+        <w:t>Защищаемыми объектами информатизации являются:</w:t>
+      </w:r>
+    </w:p>
+    <w:p>
+      <w:pPr>
+        <w:ind w:firstLine="340"/>
+        <w:rPr>
+          <w:lang w:val="ru-RU"/>
+        </w:rPr>
+      </w:pPr>
+      <w:r>
+        <w:rPr>
+          <w:lang w:val="ru-RU"/>
+        </w:rPr>
+        <w:t xml:space="preserve">— средства и системы информатизации (средства вычислительной техники, автоматизированные системы различного уровня и назначения на базе средств вычислительной техники, в том числе информационно-вычислительные комплексы, сети и системы, средства и системы связи и передачи данных, технические средства приема, передачи и обработки информации (телефонии, звукозаписи, звукоусиления, звуковоспроизведения, переговорные и </w:t>
+      </w:r>
+      <w:r>
+        <w:rPr>
+          <w:lang w:val="ru-RU"/>
+        </w:rPr>
+        <w:lastRenderedPageBreak/>
+        <w:t>телевизионные устройства, средства изготовления, тиражирования документов и другие технические средства обработки речевой, графической, видео и буквенно-цифровой информации), программные средства (операционные системы, системы управления базами данных, другое общесистемное и прикладное программное обеспечение), используемые для обработки конфиденциальной информации;</w:t>
+      </w:r>
+    </w:p>
+    <w:p>
+      <w:pPr>
+        <w:ind w:left="340" w:firstLine="0"/>
+        <w:rPr>
+          <w:lang w:val="ru-RU"/>
+        </w:rPr>
+      </w:pPr>
+      <w:r>
+        <w:rPr>
+          <w:lang w:val="ru-RU"/>
+        </w:rPr>
+        <w:t>— технические средства и системы, не обрабатывающие непосредственно конфиденциальную информацию, но размещенные в помещениях, где она обрабатывается (циркулирует);</w:t>
+      </w:r>
+    </w:p>
+    <w:p>
+      <w:pPr>
+        <w:ind w:left="340" w:firstLine="0"/>
+        <w:rPr>
+          <w:lang w:val="ru-RU"/>
+        </w:rPr>
+      </w:pPr>
+      <w:r>
+        <w:rPr>
+          <w:lang w:val="ru-RU"/>
+        </w:rPr>
+        <w:t>— защищаемые помещения.»</w:t>
+      </w:r>
+    </w:p>
+    <w:p>
+      <w:pPr>
+        <w:keepNext/>
+        <w:spacing w:before="160"/>
+        <w:ind w:firstLine="0"/>
+        <w:rPr>
+          <w:lang w:val="ru-RU"/>
+        </w:rPr>
+      </w:pPr>
+      <w:r>
+        <w:rPr>
+          <w:b/>
+          <w:lang w:val="ru-RU"/>
+        </w:rPr>
+        <w:t>4. Какие каналы утечки и источники угроз безопасности информации выделяют при ведении переговоров и использовании технических средств для обработки и передачи информации?</w:t>
+      </w:r>
+    </w:p>
+    <w:p>
+      <w:pPr>
+        <w:keepNext/>
+        <w:spacing w:before="80"/>
+        <w:rPr>
+          <w:lang w:val="ru-RU"/>
+        </w:rPr>
+      </w:pPr>
+      <w:r>
+        <w:rPr>
+          <w:b/>
+          <w:lang w:val="ru-RU"/>
+        </w:rPr>
+        <w:t>Пункт 2.9 СТР-К:</w:t>
+      </w:r>
+    </w:p>
+    <w:p>
+      <w:pPr>
+        <w:rPr>
+          <w:lang w:val="ru-RU"/>
+        </w:rPr>
+      </w:pPr>
+      <w:r>
+        <w:rPr>
+          <w:lang w:val="ru-RU"/>
+        </w:rPr>
+        <w:t>«При ведении переговоров и использовании технических средств для обработки и передачи информации возможны следующие каналы утечки и источники угроз безопасности информации:</w:t>
+      </w:r>
+    </w:p>
+    <w:p>
+      <w:pPr>
+        <w:rPr>
+          <w:lang w:val="ru-RU"/>
+        </w:rPr>
+      </w:pPr>
+      <w:r>
+        <w:rPr>
+          <w:lang w:val="ru-RU"/>
+        </w:rPr>
+        <w:t>— акустическое излучение информативного речевого сигнала;</w:t>
+      </w:r>
+    </w:p>
+    <w:p>
+      <w:pPr>
+        <w:rPr>
+          <w:lang w:val="ru-RU"/>
+        </w:rPr>
+      </w:pPr>
+      <w:r>
+        <w:rPr>
+          <w:lang w:val="ru-RU"/>
+        </w:rPr>
+        <w:t>— электрические сигналы, возникающие посредством преобразования информативного сигнала из акустического в электрический за счет микрофонного эффекта и распространяющиеся по проводам и линиям, выходящими за пределы КЗ;</w:t>
+      </w:r>
+    </w:p>
+    <w:p>
+      <w:pPr>
+        <w:rPr>
+          <w:lang w:val="ru-RU"/>
+        </w:rPr>
+      </w:pPr>
+      <w:r>
+        <w:rPr>
+          <w:lang w:val="ru-RU"/>
+        </w:rPr>
+        <w:t>— виброакустические сигналы, возникающие посредством преобразования информативного акустического сигнала при воздействии его на строительные конструкции и инженерно-технические коммуникации защищаемых помещений;</w:t>
+      </w:r>
+    </w:p>
+    <w:p>
+      <w:pPr>
+        <w:rPr>
+          <w:lang w:val="ru-RU"/>
+        </w:rPr>
+      </w:pPr>
+      <w:r>
+        <w:rPr>
+          <w:lang w:val="ru-RU"/>
+        </w:rPr>
+        <w:t>— несанкционированный доступ и несанкционированные действия по отношению к информации в автоматизированных системах, в том числе с использованием информационных сетей общего пользования;</w:t>
+      </w:r>
+    </w:p>
+    <w:p>
+      <w:pPr>
+        <w:rPr>
+          <w:lang w:val="ru-RU"/>
+        </w:rPr>
+      </w:pPr>
+      <w:r>
+        <w:rPr>
+          <w:lang w:val="ru-RU"/>
+        </w:rPr>
+        <w:lastRenderedPageBreak/>
+        <w:t>— воздействие на технические или программные средства информационных систем в целях нарушения конфиденциальности, целостности и доступности информации, работоспособности технических средств, средств защиты информации посредством специально внедренных программных средств;</w:t>
+      </w:r>
+    </w:p>
+    <w:p>
+      <w:pPr>
+        <w:rPr>
+          <w:lang w:val="ru-RU"/>
+        </w:rPr>
+      </w:pPr>
+      <w:r>
+        <w:rPr>
+          <w:lang w:val="ru-RU"/>
+        </w:rPr>
+        <w:t>— побочные электромагнитные излучения информативного сигнала от технических средств, обрабатывающих конфиденциальную информацию, и линий передачи этой информации;</w:t>
+      </w:r>
+    </w:p>
+    <w:p>
+      <w:pPr>
+        <w:rPr>
+          <w:lang w:val="ru-RU"/>
+        </w:rPr>
+      </w:pPr>
+      <w:r>
+        <w:rPr>
+          <w:lang w:val="ru-RU"/>
+        </w:rPr>
+        <w:t>— наводки информативного сигнала, обрабатываемого техническими средствами, на цепи электропитания и линии связи, выходящие за пределы КЗ;</w:t>
+      </w:r>
+    </w:p>
+    <w:p>
+      <w:pPr>
+        <w:rPr>
+          <w:lang w:val="ru-RU"/>
+        </w:rPr>
+      </w:pPr>
+      <w:r>
+        <w:rPr>
+          <w:lang w:val="ru-RU"/>
+        </w:rPr>
+        <w:t>— радиоизлучения, модулированные информативным сигналом, возникающие при работе различных генераторов, входящих в состав технических средств, или при наличии паразитной генерации в узлах (элементах) технических средств;</w:t>
+      </w:r>
+    </w:p>
+    <w:p>
+      <w:pPr>
+        <w:rPr>
+          <w:lang w:val="ru-RU"/>
+        </w:rPr>
+      </w:pPr>
+      <w:r>
+        <w:rPr>
+          <w:lang w:val="ru-RU"/>
+        </w:rPr>
+        <w:t>— радиоизлучения или электрические сигналы от внедренных в технические средства и защищаемые помещения специальных электронных устройств перехвата речевой информации "закладок", модулированные информативным сигналом;</w:t>
+      </w:r>
+    </w:p>
+    <w:p>
+      <w:pPr>
+        <w:rPr>
+          <w:lang w:val="ru-RU"/>
+        </w:rPr>
+      </w:pPr>
+      <w:r>
+        <w:rPr>
+          <w:lang w:val="ru-RU"/>
+        </w:rPr>
+        <w:t>— радиоизлучения или электрические сигналы от электронных устройств перехвата информации, подключенных к каналам связи или техническим средствам обработки информации;</w:t>
+      </w:r>
+    </w:p>
+    <w:p>
+      <w:pPr>
+        <w:rPr>
+          <w:lang w:val="ru-RU"/>
+        </w:rPr>
+      </w:pPr>
+      <w:r>
+        <w:rPr>
+          <w:lang w:val="ru-RU"/>
+        </w:rPr>
+        <w:t>— прослушивание ведущихся телефонных и радиопереговоров;</w:t>
+      </w:r>
+    </w:p>
+    <w:p>
+      <w:pPr>
+        <w:rPr>
+          <w:lang w:val="ru-RU"/>
+        </w:rPr>
+      </w:pPr>
+      <w:r>
+        <w:rPr>
+          <w:lang w:val="ru-RU"/>
+        </w:rPr>
+        <w:t>— просмотр информации с экранов дисплеев и других средств ее отображения, бумажных и иных носителей информации, в том числе с помощью оптических средств;</w:t>
+      </w:r>
+    </w:p>
+    <w:p>
+      <w:pPr>
+        <w:rPr>
+          <w:lang w:val="ru-RU"/>
+        </w:rPr>
+      </w:pPr>
+      <w:r>
+        <w:rPr>
+          <w:lang w:val="ru-RU"/>
+        </w:rPr>
+        <w:t>— хищение технических средств с хранящейся в них информацией или отдельных носителей информации.»</w:t>
+      </w:r>
+    </w:p>
+    <w:p>
+      <w:pPr>
+        <w:keepNext/>
+        <w:spacing w:before="160"/>
+        <w:rPr>
+          <w:lang w:val="ru-RU"/>
+        </w:rPr>
+      </w:pPr>
+      <w:r>
+        <w:rPr>
+          <w:b/>
+          <w:lang w:val="ru-RU"/>
+        </w:rPr>
+        <w:lastRenderedPageBreak/>
+        <w:t>5. Какие стадии создания системы защиты информации предусмотрены СТР-К?</w:t>
+      </w:r>
+    </w:p>
+    <w:p>
+      <w:pPr>
+        <w:keepNext/>
+        <w:spacing w:before="80"/>
+        <w:rPr>
+          <w:lang w:val="ru-RU"/>
+        </w:rPr>
+      </w:pPr>
+      <w:r>
+        <w:rPr>
+          <w:b/>
+          <w:lang w:val="ru-RU"/>
+        </w:rPr>
+        <w:t>Пункт 3.7 СТР-К:</w:t>
+      </w:r>
+    </w:p>
+    <w:p>
+      <w:pPr>
+        <w:rPr>
+          <w:lang w:val="ru-RU"/>
+        </w:rPr>
+      </w:pPr>
+      <w:r>
+        <w:rPr>
+          <w:lang w:val="ru-RU"/>
+        </w:rPr>
+        <w:t>«Устанавливаются следующие стадии создания системы защиты информации:</w:t>
+      </w:r>
+    </w:p>
+    <w:p>
+      <w:pPr>
+        <w:rPr>
+          <w:lang w:val="ru-RU"/>
+        </w:rPr>
+      </w:pPr>
+      <w:r>
+        <w:rPr>
+          <w:lang w:val="ru-RU"/>
+        </w:rPr>
+        <w:t>— предпроектная стадия, включающая предпроектное обследование объекта информатизации, разработку аналитического обоснования необходимости создания СЗИ и технического (частного технического) задания на ее создание;</w:t>
+      </w:r>
+    </w:p>
+    <w:p>
+      <w:pPr>
+        <w:rPr>
+          <w:lang w:val="ru-RU"/>
+        </w:rPr>
+      </w:pPr>
+      <w:r>
+        <w:rPr>
+          <w:lang w:val="ru-RU"/>
+        </w:rPr>
+        <w:t>— стадия проектирования (разработки проектов) и реализации объекта информатизации, включающая разработку СЗИ в составе объекта информатизации;</w:t>
+      </w:r>
+    </w:p>
+    <w:p>
+      <w:pPr>
+        <w:rPr>
+          <w:lang w:val="ru-RU"/>
+        </w:rPr>
+      </w:pPr>
+      <w:r>
+        <w:rPr>
+          <w:lang w:val="ru-RU"/>
+        </w:rPr>
+        <w:t>— стадия ввода в действие СЗИ, включающая опытную эксплуатацию и приемо-сдаточные испытания средств защиты информации, а также аттестацию объекта информатизации на соответствие требованиям безопасности информации.»</w:t>
+      </w:r>
+    </w:p>
+    <w:p>
+      <w:pPr>
+        <w:keepNext/>
+        <w:spacing w:before="160"/>
+        <w:rPr>
+          <w:lang w:val="ru-RU"/>
+        </w:rPr>
+      </w:pPr>
+      <w:r>
+        <w:rPr>
+          <w:b/>
+          <w:lang w:val="ru-RU"/>
+        </w:rPr>
+        <w:t>6. Какие требования и рекомендации предъявляются к защите информации, циркулирующей в защищаемых помещениях?</w:t>
+      </w:r>
+    </w:p>
+    <w:p>
+      <w:pPr>
+        <w:keepNext/>
+        <w:spacing w:before="80"/>
+        <w:rPr>
+          <w:lang w:val="ru-RU"/>
+        </w:rPr>
+      </w:pPr>
+      <w:r>
+        <w:rPr>
+          <w:b/>
+          <w:lang w:val="ru-RU"/>
+        </w:rPr>
+        <w:t>Пункт 4.2.1 СТР-К:</w:t>
+      </w:r>
+    </w:p>
+    <w:p>
+      <w:pPr>
+        <w:rPr>
+          <w:lang w:val="ru-RU"/>
+        </w:rPr>
+      </w:pPr>
+      <w:r>
+        <w:rPr>
+          <w:lang w:val="ru-RU"/>
+        </w:rPr>
+        <w:t>«В учреждении (предприятии) должен быть документально определен перечень ЗП и лиц, ответственных за их эксплуатацию в соответствии с установленными требованиями по защите информации, а также составлен технический паспорт на ЗП (форма технического паспорта приведена в приложении № 4).»</w:t>
+      </w:r>
+    </w:p>
+    <w:p>
+      <w:pPr>
+        <w:keepNext/>
+        <w:spacing w:before="80"/>
+        <w:rPr>
+          <w:lang w:val="ru-RU"/>
+        </w:rPr>
+      </w:pPr>
+      <w:r>
+        <w:rPr>
+          <w:b/>
+          <w:lang w:val="ru-RU"/>
+        </w:rPr>
+        <w:t>Пункт 4.2.2 СТР-К:</w:t>
+      </w:r>
+    </w:p>
+    <w:p>
+      <w:pPr>
+        <w:rPr>
+          <w:lang w:val="ru-RU"/>
+        </w:rPr>
+      </w:pPr>
+      <w:r>
+        <w:rPr>
+          <w:lang w:val="ru-RU"/>
+        </w:rPr>
+        <w:t xml:space="preserve">«Защищаемые помещения должны размещаться в пределах КЗ. При этом рекомендуется размещать их на удалении от границ КЗ, обеспечивающем эффективную защиту, ограждающие конструкции (стены, полы, потолки) не </w:t>
+      </w:r>
+      <w:r>
+        <w:rPr>
+          <w:lang w:val="ru-RU"/>
+        </w:rPr>
+        <w:lastRenderedPageBreak/>
+        <w:t>должны являться смежными с помещениями других учреждений (предприятий).</w:t>
+      </w:r>
+      <w:r>
+        <w:rPr>
+          <w:lang w:val="ru-RU"/>
+        </w:rPr>
+        <w:t xml:space="preserve"> </w:t>
+      </w:r>
+      <w:r>
+        <w:rPr>
+          <w:lang w:val="ru-RU"/>
+        </w:rPr>
+        <w:t>Не рекомендуется располагать ЗП на первых этажах зданий.</w:t>
+      </w:r>
+    </w:p>
+    <w:p>
+      <w:pPr>
+        <w:rPr>
+          <w:lang w:val="ru-RU"/>
+        </w:rPr>
+      </w:pPr>
+      <w:r>
+        <w:rPr>
+          <w:lang w:val="ru-RU"/>
+        </w:rPr>
+        <w:t>Для исключения просмотра текстовой и графической конфиденциальной информации через окна помещения рекомендуется оборудовать их шторами (жалюзи).»</w:t>
+      </w:r>
+    </w:p>
+    <w:p>
+      <w:pPr>
+        <w:keepNext/>
+        <w:spacing w:before="80"/>
+        <w:rPr>
+          <w:lang w:val="ru-RU"/>
+        </w:rPr>
+      </w:pPr>
+      <w:r>
+        <w:rPr>
+          <w:b/>
+          <w:lang w:val="ru-RU"/>
+        </w:rPr>
+        <w:t>Пункт 4.2.3 СТР-К:</w:t>
+      </w:r>
+    </w:p>
+    <w:p>
+      <w:pPr>
+        <w:rPr>
+          <w:lang w:val="ru-RU"/>
+        </w:rPr>
+      </w:pPr>
+      <w:r>
+        <w:rPr>
+          <w:lang w:val="ru-RU"/>
+        </w:rPr>
+        <w:t>«Защищаемые помещения рекомендуется оснащать сертифицированными по требованиям безопасности информации ОТСС и ВТСС либо средствами, прошедшими специальные исследования и имеющими предписание на эксплуатацию.</w:t>
+      </w:r>
+    </w:p>
+    <w:p>
+      <w:pPr>
+        <w:rPr>
+          <w:lang w:val="ru-RU"/>
+        </w:rPr>
+      </w:pPr>
+      <w:r>
+        <w:rPr>
+          <w:lang w:val="ru-RU"/>
+        </w:rPr>
+        <w:t xml:space="preserve">Эксплуатация ОТСС, ВТСС должна осуществляться в строгом соответствии с предписаниями и </w:t>
       </w:r>
       <w:proofErr w:type="spellStart"/>
       <w:r>
         <w:rPr>
           <w:lang w:val="ru-RU"/>
         </w:rPr>
-        <w:t>ТехноЩит</w:t>
+        <w:t>эксплутационной</w:t>
       </w:r>
       <w:proofErr w:type="spellEnd"/>
       <w:r>
         <w:rPr>
           <w:lang w:val="ru-RU"/>
         </w:rPr>
-        <w:t>», документ носит рекомендательный характер (</w:t>
+        <w:t xml:space="preserve"> документацией на них.»</w:t>
+      </w:r>
+    </w:p>
+    <w:p>
+      <w:pPr>
+        <w:keepNext/>
+        <w:spacing w:before="80"/>
+        <w:rPr>
+          <w:lang w:val="ru-RU"/>
+        </w:rPr>
+      </w:pPr>
+      <w:r>
+        <w:rPr>
+          <w:b/>
+          <w:lang w:val="ru-RU"/>
+        </w:rPr>
+        <w:t>Пункт 4.2.4 СТР-К:</w:t>
+      </w:r>
+    </w:p>
+    <w:p>
+      <w:pPr>
+        <w:rPr>
+          <w:lang w:val="ru-RU"/>
+        </w:rPr>
+      </w:pPr>
+      <w:r>
+        <w:rPr>
+          <w:lang w:val="ru-RU"/>
+        </w:rPr>
+        <w:t>«Специальная проверка ЗП и установленного в нем оборудования с целью выявления возможно внедренных в них электронных устройств перехвата информации "закладок" проводится, при необходимости, по решению руководителя предприятия.»</w:t>
+      </w:r>
+    </w:p>
+    <w:p>
+      <w:pPr>
+        <w:keepNext/>
+        <w:spacing w:before="80"/>
+        <w:rPr>
+          <w:lang w:val="ru-RU"/>
+        </w:rPr>
+      </w:pPr>
+      <w:r>
+        <w:rPr>
+          <w:b/>
+          <w:lang w:val="ru-RU"/>
+        </w:rPr>
+        <w:t>Пункт 4.2.5 СТР-К:</w:t>
+      </w:r>
+    </w:p>
+    <w:p>
+      <w:pPr>
+        <w:rPr>
+          <w:lang w:val="ru-RU"/>
+        </w:rPr>
+      </w:pPr>
+      <w:r>
+        <w:rPr>
+          <w:lang w:val="ru-RU"/>
+        </w:rPr>
+        <w:t>«Во время проведения конфиденциальных мероприятий запрещается использование в ЗП радиотелефонов, оконечных устройств сотовой, пейджинговой и транкинговой связи, переносных магнитофонов и других средств аудио и видеозаписи. При установке в ЗП телефонных и факсимильных аппаратов с автоответчиком или спикерфоном, а также аппаратов с автоматическим определителем номера, следует отключать их из сети на время проведения этих мероприятий.»</w:t>
+      </w:r>
+    </w:p>
+    <w:p>
+      <w:pPr>
+        <w:keepNext/>
+        <w:spacing w:before="80"/>
+        <w:rPr>
+          <w:lang w:val="ru-RU"/>
+        </w:rPr>
+      </w:pPr>
+      <w:r>
+        <w:rPr>
+          <w:b/>
+          <w:lang w:val="ru-RU"/>
+        </w:rPr>
+        <w:t>Пункт 4.2.6 СТР-К:</w:t>
+      </w:r>
+    </w:p>
+    <w:p>
+      <w:pPr>
+        <w:rPr>
+          <w:lang w:val="ru-RU"/>
+        </w:rPr>
+      </w:pPr>
+      <w:r>
+        <w:rPr>
+          <w:lang w:val="ru-RU"/>
+        </w:rPr>
+        <w:t xml:space="preserve">«Для исключения возможности утечки информации за счет электроакустического преобразования рекомендуется использовать в ЗП в качестве оконечных устройств телефонной связи, имеющих прямой выход в </w:t>
+      </w:r>
+      <w:r>
+        <w:rPr>
+          <w:lang w:val="ru-RU"/>
+        </w:rPr>
+        <w:lastRenderedPageBreak/>
+        <w:t>городскую АТС, телефонные аппараты (ТА), прошедшие специальные исследования, либо оборудовать их сертифицированными средствами защиты информации от утечки за счет электроакустического преобразования.»</w:t>
+      </w:r>
+    </w:p>
+    <w:p>
+      <w:pPr>
+        <w:keepNext/>
+        <w:spacing w:before="80"/>
+        <w:rPr>
+          <w:lang w:val="ru-RU"/>
+        </w:rPr>
+      </w:pPr>
+      <w:r>
+        <w:rPr>
+          <w:b/>
+          <w:lang w:val="ru-RU"/>
+        </w:rPr>
+        <w:t>Пункт 4.2.7 СТР-К:</w:t>
+      </w:r>
+    </w:p>
+    <w:p>
+      <w:pPr>
+        <w:rPr>
+          <w:lang w:val="ru-RU"/>
+        </w:rPr>
+      </w:pPr>
+      <w:r>
+        <w:rPr>
+          <w:lang w:val="ru-RU"/>
+        </w:rPr>
+        <w:t xml:space="preserve">«Для исключения возможности скрытного </w:t>
       </w:r>
       <w:proofErr w:type="spellStart"/>
       <w:r>
         <w:rPr>
           <w:lang w:val="ru-RU"/>
         </w:rPr>
-        <w:t>пп</w:t>
+        <w:t>проключения</w:t>
       </w:r>
       <w:proofErr w:type="spellEnd"/>
       <w:r>
         <w:rPr>
           <w:lang w:val="ru-RU"/>
         </w:rPr>
-        <w:t>. 2.1–2.3).</w:t>
-      </w:r>
-    </w:p>
-    <w:p>
-      <w:pPr>
+        <w:t xml:space="preserve"> ТА и прослушивания ведущихся в ЗП разговоров не рекомендуется устанавливать в них цифровые ТА цифровых АТС, имеющих выход в городскую АТС или к которой подключены абоненты, не являющиеся сотрудниками учреждения (предприятия).</w:t>
+      </w:r>
+    </w:p>
+    <w:p>
+      <w:pPr>
+        <w:rPr>
+          <w:lang w:val="ru-RU"/>
+        </w:rPr>
+      </w:pPr>
+      <w:r>
+        <w:rPr>
+          <w:lang w:val="ru-RU"/>
+        </w:rPr>
+        <w:t>В случае необходимости, рекомендуется использовать сертифицированные по требованиям безопасности информации цифровые АТС либо устанавливать в эти помещения аналоговые аппараты.»</w:t>
+      </w:r>
+    </w:p>
+    <w:p>
+      <w:pPr>
+        <w:keepNext/>
+        <w:spacing w:before="80"/>
         <w:rPr>
           <w:lang w:val="ru-RU"/>
         </w:rPr>
@@ -7422,24 +8554,52 @@
           <w:b/>
           <w:lang w:val="ru-RU"/>
         </w:rPr>
-        <w:t>2. Что означают основные понятия?</w:t>
-      </w:r>
-    </w:p>
-    <w:p>
-      <w:pPr>
-        <w:rPr>
-          <w:lang w:val="ru-RU"/>
-        </w:rPr>
-      </w:pPr>
-      <w:r>
-        <w:rPr>
-          <w:lang w:val="ru-RU"/>
-        </w:rPr>
-        <w:t>ОТСС обрабатывают, хранят или передают защищаемую информацию; ВТСС размещаются рядом, но не предназначены для такой обработки. Целостность — сохранение данных от искажения; СЗИ от НСД — комплекс мер и средств против неправомерного доступа. Доступ — ознакомление или действие с информацией. Объект информатизации включает АС, технические средства, помещение и процессы, в которых обрабатывается информация.</w:t>
-      </w:r>
-    </w:p>
-    <w:p>
-      <w:pPr>
+        <w:t>Пункт 4.2.8 СТР-К:</w:t>
+      </w:r>
+    </w:p>
+    <w:p>
+      <w:pPr>
+        <w:rPr>
+          <w:lang w:val="ru-RU"/>
+        </w:rPr>
+      </w:pPr>
+      <w:r>
+        <w:rPr>
+          <w:lang w:val="ru-RU"/>
+        </w:rPr>
+        <w:t>«Ввод системы городского радиотрансляционного вещания на территорию учреждения (предприятия) рекомендуется осуществлять через радиотрансляционный узел (буферный усилитель), размещаемый в пределах контролируемой зоны.</w:t>
+      </w:r>
+    </w:p>
+    <w:p>
+      <w:pPr>
+        <w:rPr>
+          <w:lang w:val="ru-RU"/>
+        </w:rPr>
+      </w:pPr>
+      <w:r>
+        <w:rPr>
+          <w:lang w:val="ru-RU"/>
+        </w:rPr>
+        <w:t>При вводе системы городского радиовещания без буферного усилителя в ЗП следует использовать абонентские громкоговорители в защищенном от утечки информации исполнении, а также трехпрограммные абонентские громкоговорители в режиме приема 2-й и 3-й программы (с усилителем).</w:t>
+      </w:r>
+    </w:p>
+    <w:p>
+      <w:pPr>
+        <w:rPr>
+          <w:lang w:val="ru-RU"/>
+        </w:rPr>
+      </w:pPr>
+      <w:r>
+        <w:rPr>
+          <w:lang w:val="ru-RU"/>
+        </w:rPr>
+        <w:t>В случае использования однопрограммного или трехпрограммного абонентского громкоговорителя в режиме приема первой программы (без усиления) необходимо их отключать на период проведения конфиденциальных мероприятий.»</w:t>
+      </w:r>
+    </w:p>
+    <w:p>
+      <w:pPr>
+        <w:keepNext/>
+        <w:spacing w:before="80"/>
         <w:rPr>
           <w:lang w:val="ru-RU"/>
         </w:rPr>
@@ -7449,70 +8609,192 @@
           <w:b/>
           <w:lang w:val="ru-RU"/>
         </w:rPr>
-        <w:t>3. Что защищается?</w:t>
-      </w:r>
-    </w:p>
-    <w:p>
-      <w:pPr>
-        <w:rPr>
-          <w:lang w:val="ru-RU"/>
-        </w:rPr>
-      </w:pPr>
-      <w:r>
-        <w:rPr>
-          <w:lang w:val="ru-RU"/>
-        </w:rPr>
-        <w:t xml:space="preserve">Речевая и </w:t>
+        <w:t>Пункт 4.2.9 СТР-К:</w:t>
+      </w:r>
+    </w:p>
+    <w:p>
+      <w:pPr>
+        <w:rPr>
+          <w:lang w:val="ru-RU"/>
+        </w:rPr>
+      </w:pPr>
+      <w:r>
+        <w:rPr>
+          <w:lang w:val="ru-RU"/>
+        </w:rPr>
+        <w:t xml:space="preserve">«В случае размещения электрочасовой станции внутри КЗ использование в ЗП </w:t>
       </w:r>
       <w:proofErr w:type="spellStart"/>
       <w:r>
         <w:rPr>
           <w:lang w:val="ru-RU"/>
         </w:rPr>
-        <w:t>машинно</w:t>
+        <w:t>электровторичных</w:t>
       </w:r>
       <w:proofErr w:type="spellEnd"/>
       <w:r>
         <w:rPr>
           <w:lang w:val="ru-RU"/>
         </w:rPr>
-        <w:t xml:space="preserve"> обрабатываемая информация, носители, базы данных, АС/АРМ, линии связи, ВТСС и защищаемые помещения. У «</w:t>
+        <w:t xml:space="preserve"> часов (ЭВЧ) возможно без средств защиты информации</w:t>
+      </w:r>
+    </w:p>
+    <w:p>
+      <w:pPr>
+        <w:rPr>
+          <w:lang w:val="ru-RU"/>
+        </w:rPr>
+      </w:pPr>
+      <w:r>
+        <w:rPr>
+          <w:lang w:val="ru-RU"/>
+        </w:rPr>
+        <w:lastRenderedPageBreak/>
+        <w:t>При установке электрочасовой станции вне КЗ в линии ЭВЧ, имеющие выход за пределы КЗ, рекомендуется устанавливать сертифицированные средства защиты информации.»</w:t>
+      </w:r>
+    </w:p>
+    <w:p>
+      <w:pPr>
+        <w:keepNext/>
+        <w:spacing w:before="80"/>
+        <w:rPr>
+          <w:lang w:val="ru-RU"/>
+        </w:rPr>
+      </w:pPr>
+      <w:r>
+        <w:rPr>
+          <w:b/>
+          <w:lang w:val="ru-RU"/>
+        </w:rPr>
+        <w:t>Пункт 4.2.10 СТР-К:</w:t>
+      </w:r>
+    </w:p>
+    <w:p>
+      <w:pPr>
+        <w:rPr>
+          <w:lang w:val="ru-RU"/>
+        </w:rPr>
+      </w:pPr>
+      <w:r>
+        <w:rPr>
+          <w:lang w:val="ru-RU"/>
+        </w:rPr>
+        <w:t>«Системы пожарной и охранной сигнализации ЗП должны строиться только по проводной схеме сбора информации (связи с пультом) и, как правило, размещаться в пределах одной с ЗП контролируемой зоне.</w:t>
+      </w:r>
+    </w:p>
+    <w:p>
+      <w:pPr>
+        <w:rPr>
+          <w:lang w:val="ru-RU"/>
+        </w:rPr>
+      </w:pPr>
+      <w:r>
+        <w:rPr>
+          <w:lang w:val="ru-RU"/>
+        </w:rPr>
+        <w:t>В качестве оконечных устройств пожарной и охранной сигнализации в ЗП рекомендуется использовать изделия, сертифицированные по требованиям безопасности информации, или образцы средств, прошедшие специальные исследования и имеющие предписание на эксплуатацию.»</w:t>
+      </w:r>
+    </w:p>
+    <w:p>
+      <w:pPr>
+        <w:keepNext/>
+        <w:spacing w:before="80"/>
+        <w:ind w:firstLine="720"/>
+        <w:rPr>
+          <w:lang w:val="ru-RU"/>
+        </w:rPr>
+      </w:pPr>
+      <w:r>
+        <w:rPr>
+          <w:b/>
+          <w:lang w:val="ru-RU"/>
+        </w:rPr>
+        <w:t>Пункт 4.2.11 СТР-К:</w:t>
+      </w:r>
+    </w:p>
+    <w:p>
+      <w:pPr>
+        <w:rPr>
+          <w:lang w:val="ru-RU"/>
+        </w:rPr>
+      </w:pPr>
+      <w:r>
+        <w:rPr>
+          <w:lang w:val="ru-RU"/>
+        </w:rPr>
+        <w:t>«Звукоизоляция ограждающих конструкций ЗП, их систем вентиляции и кондиционирования должна обеспечивать отсутствие возможности прослушивания ведущихся в нем разговоров из-за пределов ЗП.</w:t>
+      </w:r>
+    </w:p>
+    <w:p>
+      <w:pPr>
+        <w:rPr>
+          <w:lang w:val="ru-RU"/>
+        </w:rPr>
+      </w:pPr>
+      <w:r>
+        <w:rPr>
+          <w:lang w:val="ru-RU"/>
+        </w:rPr>
+        <w:t>Проверка достаточности звукоизоляции осуществляется аттестационной комиссией путем подтверждения отсутствия возможности разборчивого прослушивания вне ЗП разговоров, ведущихся в нем.</w:t>
+      </w:r>
+    </w:p>
+    <w:p>
+      <w:pPr>
+        <w:rPr>
+          <w:lang w:val="ru-RU"/>
+        </w:rPr>
+      </w:pPr>
+      <w:r>
+        <w:rPr>
+          <w:lang w:val="ru-RU"/>
+        </w:rPr>
+        <w:t>При этом уровень тестового речевого сигнала должен быть не ниже используемого во время штатного режима эксплуатации помещения.</w:t>
+      </w:r>
+    </w:p>
+    <w:p>
+      <w:pPr>
+        <w:rPr>
+          <w:lang w:val="ru-RU"/>
+        </w:rPr>
+      </w:pPr>
+      <w:r>
+        <w:rPr>
+          <w:lang w:val="ru-RU"/>
+        </w:rPr>
+        <w:t xml:space="preserve">Для обеспечения необходимого уровня звукоизоляции помещений рекомендуется оборудование дверных проемов тамбурами с двойными дверями, установка дополнительных рам в оконных проемах, уплотнительных прокладок в дверных и оконных притворах и применение </w:t>
       </w:r>
       <w:proofErr w:type="spellStart"/>
       <w:r>
         <w:rPr>
           <w:lang w:val="ru-RU"/>
         </w:rPr>
-        <w:t>ТехноЩита</w:t>
+        <w:t>шумопоглотителей</w:t>
       </w:r>
       <w:proofErr w:type="spellEnd"/>
       <w:r>
         <w:rPr>
           <w:lang w:val="ru-RU"/>
         </w:rPr>
-        <w:t xml:space="preserve">» это </w:t>
-      </w:r>
-      <w:r>
-        <w:t>R</w:t>
-      </w:r>
-      <w:r>
-        <w:rPr>
-          <w:lang w:val="ru-RU"/>
-        </w:rPr>
-        <w:t>1–</w:t>
-      </w:r>
-      <w:r>
-        <w:t>R</w:t>
-      </w:r>
-      <w:r>
-        <w:rPr>
-          <w:lang w:val="ru-RU"/>
-        </w:rPr>
-        <w:t>5, АС в комнате 04, архив 05 и переговорная 06.</w:t>
-      </w:r>
-    </w:p>
-    <w:p>
-      <w:pPr>
+        <w:t xml:space="preserve"> на выходах вентиляционных каналов.</w:t>
+      </w:r>
+    </w:p>
+    <w:p>
+      <w:pPr>
+        <w:rPr>
+          <w:lang w:val="ru-RU"/>
+        </w:rPr>
+      </w:pPr>
+      <w:r>
+        <w:rPr>
+          <w:lang w:val="ru-RU"/>
+        </w:rPr>
+        <w:t>Если предложенными выше методами не удается обеспечить необходимую акустическую защиту, следует применять организационно-режимные меры, ограничивая на период проведения конфиденциальных мероприятий доступ посторонних лиц в места возможного прослушивания разговоров, ведущихся в ЗП.»</w:t>
+      </w:r>
+    </w:p>
+    <w:p>
+      <w:pPr>
+        <w:keepNext/>
+        <w:spacing w:before="80"/>
         <w:rPr>
           <w:lang w:val="ru-RU"/>
         </w:rPr>
@@ -7522,24 +8804,40 @@
           <w:b/>
           <w:lang w:val="ru-RU"/>
         </w:rPr>
-        <w:t>4. Какие возможны каналы и источники?</w:t>
-      </w:r>
-    </w:p>
-    <w:p>
-      <w:pPr>
-        <w:rPr>
-          <w:lang w:val="ru-RU"/>
-        </w:rPr>
-      </w:pPr>
-      <w:r>
-        <w:rPr>
-          <w:lang w:val="ru-RU"/>
-        </w:rPr>
-        <w:t>П. 2.9 перечисляет акустические, виброакустические, электрические, электромагнитные и радиоканалы, закладки, НСД, вредоносное воздействие, просмотр экранов и бумаг, прослушивание связи и хищение носителей. Для выбранного объекта они разнесены по применимости в разделе 2.2.</w:t>
-      </w:r>
-    </w:p>
-    <w:p>
-      <w:pPr>
+        <w:lastRenderedPageBreak/>
+        <w:t>Пункт 4.2.12 СТР-К:</w:t>
+      </w:r>
+    </w:p>
+    <w:p>
+      <w:pPr>
+        <w:rPr>
+          <w:lang w:val="ru-RU"/>
+        </w:rPr>
+      </w:pPr>
+      <w:r>
+        <w:rPr>
+          <w:lang w:val="ru-RU"/>
+        </w:rPr>
+        <w:t>«Для снижения вероятности перехвата информации по виброакустическому каналу следует организационно-режимными мерами исключить возможность установки посторонних (нештатных) предметов на внешней стороне ограждающих конструкций ЗП и выходящих из них инженерных коммуникаций (систем отопления, вентиляции, кондиционирования).</w:t>
+      </w:r>
+    </w:p>
+    <w:p>
+      <w:pPr>
+        <w:rPr>
+          <w:lang w:val="ru-RU"/>
+        </w:rPr>
+      </w:pPr>
+      <w:r>
+        <w:rPr>
+          <w:lang w:val="ru-RU"/>
+        </w:rPr>
+        <w:t>Для снижения уровня виброакустического сигнала рекомендуется расположенные в ЗП элементы инженерно-технических систем отопления, вентиляции оборудовать звукоизолирующими экранами.»</w:t>
+      </w:r>
+    </w:p>
+    <w:p>
+      <w:pPr>
+        <w:keepNext/>
+        <w:spacing w:before="80"/>
         <w:rPr>
           <w:lang w:val="ru-RU"/>
         </w:rPr>
@@ -7549,24 +8847,39 @@
           <w:b/>
           <w:lang w:val="ru-RU"/>
         </w:rPr>
-        <w:t>5. Какие стадии СЗИ?</w:t>
-      </w:r>
-    </w:p>
-    <w:p>
-      <w:pPr>
-        <w:rPr>
-          <w:lang w:val="ru-RU"/>
-        </w:rPr>
-      </w:pPr>
-      <w:r>
-        <w:rPr>
-          <w:lang w:val="ru-RU"/>
-        </w:rPr>
-        <w:t>Предпроектная; проектирование и создание; ввод в действие (п. 3.7). Эксплуатационный контроль следует после ввода.</w:t>
-      </w:r>
-    </w:p>
-    <w:p>
-      <w:pPr>
+        <w:t>Пункт 4.2.13 СТР-К:</w:t>
+      </w:r>
+    </w:p>
+    <w:p>
+      <w:pPr>
+        <w:rPr>
+          <w:lang w:val="ru-RU"/>
+        </w:rPr>
+      </w:pPr>
+      <w:r>
+        <w:rPr>
+          <w:lang w:val="ru-RU"/>
+        </w:rPr>
+        <w:t>«В случае, если указанные выше меры защиты информации от утечки по акустическому и виброакустическому каналам недостаточны или нецелесообразны, рекомендуется применять метод активного акустического или виброакустического маскирующего зашумления.</w:t>
+      </w:r>
+    </w:p>
+    <w:p>
+      <w:pPr>
+        <w:rPr>
+          <w:lang w:val="ru-RU"/>
+        </w:rPr>
+      </w:pPr>
+      <w:r>
+        <w:rPr>
+          <w:lang w:val="ru-RU"/>
+        </w:rPr>
+        <w:t>Для этой цели должны применяться сертифицированные средства активной защиты.»</w:t>
+      </w:r>
+    </w:p>
+    <w:p>
+      <w:pPr>
+        <w:keepNext/>
+        <w:spacing w:before="80"/>
         <w:rPr>
           <w:lang w:val="ru-RU"/>
         </w:rPr>
@@ -7576,33 +8889,69 @@
           <w:b/>
           <w:lang w:val="ru-RU"/>
         </w:rPr>
-        <w:t>6. Как защитить речь в ЗП?</w:t>
-      </w:r>
-    </w:p>
-    <w:p>
-      <w:pPr>
-        <w:rPr>
-          <w:lang w:val="ru-RU"/>
-        </w:rPr>
-      </w:pPr>
-      <w:r>
-        <w:rPr>
-          <w:lang w:val="ru-RU"/>
-        </w:rPr>
-        <w:t xml:space="preserve">Ограничить доступ в помещение 06, проверить стены, дверь, вентиляцию и выходящие линии ВТСС, организовать режим оборудования и носителей; эффективность </w:t>
-      </w:r>
-      <w:r>
-        <w:t>AZ</w:t>
-      </w:r>
-      <w:r>
-        <w:rPr>
-          <w:lang w:val="ru-RU"/>
-        </w:rPr>
-        <w:t>-01 подтвердить измерениями. Название средства в проекте не является доказательством защиты.</w:t>
-      </w:r>
-    </w:p>
-    <w:p>
-      <w:pPr>
+        <w:t>Пункт 4.2.14 СТР-К:</w:t>
+      </w:r>
+    </w:p>
+    <w:p>
+      <w:pPr>
+        <w:rPr>
+          <w:lang w:val="ru-RU"/>
+        </w:rPr>
+      </w:pPr>
+      <w:r>
+        <w:rPr>
+          <w:lang w:val="ru-RU"/>
+        </w:rPr>
+        <w:t>«При эксплуатации ЗП необходимо предусматривать организационно-режимные меры, направленные на исключение несанкционированного доступа в помещение:</w:t>
+      </w:r>
+    </w:p>
+    <w:p>
+      <w:pPr>
+        <w:ind w:left="340" w:firstLine="0"/>
+        <w:rPr>
+          <w:lang w:val="ru-RU"/>
+        </w:rPr>
+      </w:pPr>
+      <w:r>
+        <w:rPr>
+          <w:lang w:val="ru-RU"/>
+        </w:rPr>
+        <w:t>— двери ЗП в период между мероприятиями, а также в нерабочее время необходимо запирать на ключ;</w:t>
+      </w:r>
+    </w:p>
+    <w:p>
+      <w:pPr>
+        <w:ind w:left="340" w:firstLine="0"/>
+        <w:rPr>
+          <w:lang w:val="ru-RU"/>
+        </w:rPr>
+      </w:pPr>
+      <w:r>
+        <w:rPr>
+          <w:lang w:val="ru-RU"/>
+        </w:rPr>
+        <w:t>— выдача ключей от ЗП должна производиться лицам, работающим в нем или ответственным за это помещение;</w:t>
+      </w:r>
+    </w:p>
+    <w:p>
+      <w:pPr>
+        <w:ind w:left="340" w:firstLine="0"/>
+        <w:rPr>
+          <w:lang w:val="ru-RU"/>
+        </w:rPr>
+      </w:pPr>
+      <w:r>
+        <w:rPr>
+          <w:lang w:val="ru-RU"/>
+        </w:rPr>
+        <w:t>— установка и замена оборудования, мебели, ремонт ЗП должны производиться только по согласованию и под контролем подразделения (специалиста) по защите информации учреждения (предприятия).»</w:t>
+      </w:r>
+    </w:p>
+    <w:p>
+      <w:pPr>
+        <w:keepNext/>
+        <w:spacing w:before="160"/>
+        <w:ind w:firstLine="720"/>
         <w:rPr>
           <w:lang w:val="ru-RU"/>
         </w:rPr>
@@ -7613,24 +8962,13 @@
           <w:lang w:val="ru-RU"/>
         </w:rPr>
         <w:lastRenderedPageBreak/>
-        <w:t>7. Зачем классифицировать АС?</w:t>
-      </w:r>
-    </w:p>
-    <w:p>
-      <w:pPr>
-        <w:rPr>
-          <w:lang w:val="ru-RU"/>
-        </w:rPr>
-      </w:pPr>
-      <w:r>
-        <w:rPr>
-          <w:lang w:val="ru-RU"/>
-        </w:rPr>
-        <w:t>Классификация АС нужна для выбора дифференцированных мер защиты от НСД по РД Гостехкомиссии России «Автоматизированные системы. Защита от несанкционированного доступа к информации. Классификация автоматизированных систем и требования по защите информации». Для АС «Защищённый контур» установлен класс 1Д; уровень защищённости ИСПДн УЗ-4 определяется отдельно [3, 7].</w:t>
-      </w:r>
-    </w:p>
-    <w:p>
-      <w:pPr>
+        <w:t>7. В каких целях проводится классификация автоматизированных систем, в соответствии с каким руководящим документом проводятся мероприятия по классификации АС?</w:t>
+      </w:r>
+    </w:p>
+    <w:p>
+      <w:pPr>
+        <w:keepNext/>
+        <w:spacing w:before="80"/>
         <w:rPr>
           <w:lang w:val="ru-RU"/>
         </w:rPr>
@@ -7640,38 +8978,26 @@
           <w:b/>
           <w:lang w:val="ru-RU"/>
         </w:rPr>
-        <w:t>8. Как защищать межсетевое взаимодействие?</w:t>
-      </w:r>
-    </w:p>
-    <w:p>
-      <w:pPr>
-        <w:rPr>
-          <w:lang w:val="ru-RU"/>
-        </w:rPr>
-      </w:pPr>
-      <w:r>
-        <w:rPr>
-          <w:lang w:val="ru-RU"/>
-        </w:rPr>
-        <w:t>Разграничить соединения, минимизировать службы, контролировать обмен и доступ к средствам защиты. У защищенного сегмента «</w:t>
-      </w:r>
-      <w:proofErr w:type="spellStart"/>
-      <w:r>
-        <w:rPr>
-          <w:lang w:val="ru-RU"/>
-        </w:rPr>
-        <w:t>ТехноЩита</w:t>
-      </w:r>
-      <w:proofErr w:type="spellEnd"/>
-      <w:r>
-        <w:rPr>
-          <w:lang w:val="ru-RU"/>
-        </w:rPr>
-        <w:t>» межсетевого соединения с общим контуром нет; при его появлении проект и модель угроз пересматриваются.</w:t>
-      </w:r>
-    </w:p>
-    <w:p>
-      <w:pPr>
+        <w:t>Пункт 5.1.4 СТР-К:</w:t>
+      </w:r>
+    </w:p>
+    <w:p>
+      <w:pPr>
+        <w:rPr>
+          <w:lang w:val="ru-RU"/>
+        </w:rPr>
+      </w:pPr>
+      <w:r>
+        <w:rPr>
+          <w:lang w:val="ru-RU"/>
+        </w:rPr>
+        <w:t>«В целях дифференцированного подхода к защите информации, обрабатываемой в АС различного уровня и назначения, осуществляемого в целях разработки и применения необходимых и достаточных мер и средств защиты информации, проводится классификация автоматизированных систем (форма акта классификации АС приведена в приложении № 1).»</w:t>
+      </w:r>
+    </w:p>
+    <w:p>
+      <w:pPr>
+        <w:keepNext/>
+        <w:spacing w:before="80"/>
         <w:rPr>
           <w:lang w:val="ru-RU"/>
         </w:rPr>
@@ -7681,20 +9007,667 @@
           <w:b/>
           <w:lang w:val="ru-RU"/>
         </w:rPr>
-        <w:t>9. Какие нужны локальные акты?</w:t>
-      </w:r>
-    </w:p>
-    <w:p>
-      <w:pPr>
-        <w:rPr>
-          <w:lang w:val="ru-RU"/>
-        </w:rPr>
-      </w:pPr>
-      <w:r>
-        <w:rPr>
-          <w:lang w:val="ru-RU"/>
-        </w:rPr>
-        <w:t>Нужны приказ об организации защиты, перечень конфиденциальных сведений, допуск и матрица прав, регламенты носителей и резервирования, инструкции пользователей и администратора, паспорта АС и помещений, документы обследования, испытаний и ввода. Состав и состояние документов для объекта приведены в разделе 4.</w:t>
+        <w:t>Пункт 5.1.5 СТР-К:</w:t>
+      </w:r>
+    </w:p>
+    <w:p>
+      <w:pPr>
+        <w:rPr>
+          <w:lang w:val="ru-RU"/>
+        </w:rPr>
+      </w:pPr>
+      <w:r>
+        <w:rPr>
+          <w:lang w:val="ru-RU"/>
+        </w:rPr>
+        <w:t>«Классифицируются АС любого уровня и назначения. Классификация АС осуществляется на основании требований РД Гостехкомиссии России "Автоматизированные системы. Защита от несанкционированного доступа к информации. Классификация автоматизированных систем и требования по защите информации" и настоящего раздела документа.»</w:t>
+      </w:r>
+    </w:p>
+    <w:p>
+      <w:pPr>
+        <w:keepNext/>
+        <w:spacing w:before="80"/>
+        <w:rPr>
+          <w:lang w:val="ru-RU"/>
+        </w:rPr>
+      </w:pPr>
+      <w:r>
+        <w:rPr>
+          <w:b/>
+          <w:lang w:val="ru-RU"/>
+        </w:rPr>
+        <w:t>Пункт 3.15 СТР-К:</w:t>
+      </w:r>
+    </w:p>
+    <w:p>
+      <w:pPr>
+        <w:rPr>
+          <w:lang w:val="ru-RU"/>
+        </w:rPr>
+      </w:pPr>
+      <w:r>
+        <w:rPr>
+          <w:lang w:val="ru-RU"/>
+        </w:rPr>
+        <w:t>«В целях дифференцированного подхода к защите информации производится классификация АС по требованиям защищенности от НСД к информации.</w:t>
+      </w:r>
+    </w:p>
+    <w:p>
+      <w:pPr>
+        <w:rPr>
+          <w:lang w:val="ru-RU"/>
+        </w:rPr>
+      </w:pPr>
+      <w:r>
+        <w:rPr>
+          <w:lang w:val="ru-RU"/>
+        </w:rPr>
+        <w:t>Класс защищенности АС от НСД к информации устанавливается совместно заказчиком и разработчиком АС с привлечением специалистов по защите информации в соответствии с требованиями руководящего документа (РД) Гостехкомиссии России "Автоматизированные системы. Защита от несанкционированного доступа к информации. Классификация автоматизированных систем и требования по защите информации" и раздела 5 настоящего документа и оформляется актом.</w:t>
+      </w:r>
+    </w:p>
+    <w:p>
+      <w:pPr>
+        <w:rPr>
+          <w:lang w:val="ru-RU"/>
+        </w:rPr>
+      </w:pPr>
+      <w:r>
+        <w:rPr>
+          <w:lang w:val="ru-RU"/>
+        </w:rPr>
+        <w:t>Пересмотр класса защищенности АС производится в обязательном порядке, если произошло изменение хотя бы одного из критериев, на основании которых он был установлен.»</w:t>
+      </w:r>
+    </w:p>
+    <w:p>
+      <w:pPr>
+        <w:keepNext/>
+        <w:spacing w:before="160"/>
+        <w:rPr>
+          <w:lang w:val="ru-RU"/>
+        </w:rPr>
+      </w:pPr>
+      <w:r>
+        <w:rPr>
+          <w:b/>
+          <w:lang w:val="ru-RU"/>
+        </w:rPr>
+        <w:lastRenderedPageBreak/>
+        <w:t>8. Как осуществляется защита информации при межсетевом взаимодействии?</w:t>
+      </w:r>
+    </w:p>
+    <w:p>
+      <w:pPr>
+        <w:keepNext/>
+        <w:spacing w:before="80"/>
+        <w:rPr>
+          <w:lang w:val="ru-RU"/>
+        </w:rPr>
+      </w:pPr>
+      <w:r>
+        <w:rPr>
+          <w:b/>
+          <w:lang w:val="ru-RU"/>
+        </w:rPr>
+        <w:t>Пункт 5.8.1 СТР-К:</w:t>
+      </w:r>
+    </w:p>
+    <w:p>
+      <w:pPr>
+        <w:rPr>
+          <w:lang w:val="ru-RU"/>
+        </w:rPr>
+      </w:pPr>
+      <w:r>
+        <w:rPr>
+          <w:lang w:val="ru-RU"/>
+        </w:rPr>
+        <w:t xml:space="preserve">«Положения данного подраздела относятся к взаимодействию локальных сетей, ни одна из которых не имеет выхода в сети общего пользования типа </w:t>
+      </w:r>
+      <w:r>
+        <w:t>Internet</w:t>
+      </w:r>
+      <w:r>
+        <w:rPr>
+          <w:lang w:val="ru-RU"/>
+        </w:rPr>
+        <w:t>.»</w:t>
+      </w:r>
+    </w:p>
+    <w:p>
+      <w:pPr>
+        <w:keepNext/>
+        <w:spacing w:before="80"/>
+        <w:rPr>
+          <w:lang w:val="ru-RU"/>
+        </w:rPr>
+      </w:pPr>
+      <w:r>
+        <w:rPr>
+          <w:b/>
+          <w:lang w:val="ru-RU"/>
+        </w:rPr>
+        <w:t>Пункт 5.8.2 СТР-К:</w:t>
+      </w:r>
+    </w:p>
+    <w:p>
+      <w:pPr>
+        <w:rPr>
+          <w:lang w:val="ru-RU"/>
+        </w:rPr>
+      </w:pPr>
+      <w:r>
+        <w:rPr>
+          <w:lang w:val="ru-RU"/>
+        </w:rPr>
+        <w:t>«Взаимодействие ЛВС с другими вычислительными сетями должно контролироваться с точки зрения защиты информации. Коммуникационное оборудование и все соединения с локальными периферийными устройствами ЛВС должны располагаться в пределах КЗ.»</w:t>
+      </w:r>
+    </w:p>
+    <w:p>
+      <w:pPr>
+        <w:keepNext/>
+        <w:spacing w:before="80"/>
+        <w:rPr>
+          <w:lang w:val="ru-RU"/>
+        </w:rPr>
+      </w:pPr>
+      <w:r>
+        <w:rPr>
+          <w:b/>
+          <w:lang w:val="ru-RU"/>
+        </w:rPr>
+        <w:t>Пункт 5.8.3 СТР-К:</w:t>
+      </w:r>
+    </w:p>
+    <w:p>
+      <w:pPr>
+        <w:rPr>
+          <w:lang w:val="ru-RU"/>
+        </w:rPr>
+      </w:pPr>
+      <w:r>
+        <w:rPr>
+          <w:lang w:val="ru-RU"/>
+        </w:rPr>
+        <w:t>«При конфигурировании коммуникационного оборудования (маршрутизаторов, концентраторов, мостов и мультиплексоров) и прокладке кабельной системы ЛВС рекомендуется учитывать разделение трафика по отдельным сетевым фрагментам на производственной основе и видам деятельности предприятия.»</w:t>
+      </w:r>
+    </w:p>
+    <w:p>
+      <w:pPr>
+        <w:keepNext/>
+        <w:spacing w:before="80"/>
+        <w:rPr>
+          <w:lang w:val="ru-RU"/>
+        </w:rPr>
+      </w:pPr>
+      <w:r>
+        <w:rPr>
+          <w:b/>
+          <w:lang w:val="ru-RU"/>
+        </w:rPr>
+        <w:t>Пункт 5.8.4 СТР-К:</w:t>
+      </w:r>
+    </w:p>
+    <w:p>
+      <w:pPr>
+        <w:rPr>
+          <w:lang w:val="ru-RU"/>
+        </w:rPr>
+      </w:pPr>
+      <w:r>
+        <w:rPr>
+          <w:lang w:val="ru-RU"/>
+        </w:rPr>
+        <w:t>«Подключение ЛВС к другой автоматизированной системе (локальной или неоднородной вычислительной сети) иного класса защищенности должно осуществляться с использованием МЭ, требования к которому определяются РД Гостехкомиссии России "Средства вычислительной техники. Межсетевые экраны. Защита от несанкционированного доступа к информации. Показатели защищенности от несанкционированного доступа к информации".»</w:t>
+      </w:r>
+    </w:p>
+    <w:p>
+      <w:pPr>
+        <w:keepNext/>
+        <w:spacing w:before="80"/>
+        <w:rPr>
+          <w:lang w:val="ru-RU"/>
+        </w:rPr>
+      </w:pPr>
+      <w:r>
+        <w:rPr>
+          <w:b/>
+          <w:lang w:val="ru-RU"/>
+        </w:rPr>
+        <w:t>Пункт 5.8.5 СТР-К:</w:t>
+      </w:r>
+    </w:p>
+    <w:p>
+      <w:pPr>
+        <w:rPr>
+          <w:lang w:val="ru-RU"/>
+        </w:rPr>
+      </w:pPr>
+      <w:r>
+        <w:rPr>
+          <w:lang w:val="ru-RU"/>
+        </w:rPr>
+        <w:t>«Для защиты конфиденциальной информации при ее передаче по каналам связи из одной АС в другую необходимо использовать:</w:t>
+      </w:r>
+    </w:p>
+    <w:p>
+      <w:pPr>
+        <w:ind w:left="340" w:firstLine="0"/>
+        <w:rPr>
+          <w:lang w:val="ru-RU"/>
+        </w:rPr>
+      </w:pPr>
+      <w:r>
+        <w:rPr>
+          <w:lang w:val="ru-RU"/>
+        </w:rPr>
+        <w:t>— в АС класса 1Г - МЭ не ниже класса 4;</w:t>
+      </w:r>
+    </w:p>
+    <w:p>
+      <w:pPr>
+        <w:ind w:left="340" w:firstLine="0"/>
+        <w:rPr>
+          <w:lang w:val="ru-RU"/>
+        </w:rPr>
+      </w:pPr>
+      <w:r>
+        <w:rPr>
+          <w:lang w:val="ru-RU"/>
+        </w:rPr>
+        <w:t>— в АС класса 1Д и 2Б, 3Б - МЭ класса 5 или выше.</w:t>
+      </w:r>
+    </w:p>
+    <w:p>
+      <w:pPr>
+        <w:rPr>
+          <w:lang w:val="ru-RU"/>
+        </w:rPr>
+      </w:pPr>
+      <w:r>
+        <w:rPr>
+          <w:lang w:val="ru-RU"/>
+        </w:rPr>
+        <w:lastRenderedPageBreak/>
+        <w:t>Если каналы связи выходят за пределы КЗ, необходимо использовать защищенные каналы связи, защищенные волоконно-оптические линии связи либо сертифицированные криптографические средства защиты.»</w:t>
+      </w:r>
+    </w:p>
+    <w:p>
+      <w:pPr>
+        <w:keepNext/>
+        <w:spacing w:before="80"/>
+        <w:rPr>
+          <w:lang w:val="ru-RU"/>
+        </w:rPr>
+      </w:pPr>
+      <w:r>
+        <w:rPr>
+          <w:b/>
+          <w:lang w:val="ru-RU"/>
+        </w:rPr>
+        <w:t>При подключении к сети общего пользования — пункт 6.3.2 СТР-К:</w:t>
+      </w:r>
+    </w:p>
+    <w:p>
+      <w:pPr>
+        <w:rPr>
+          <w:lang w:val="ru-RU"/>
+        </w:rPr>
+      </w:pPr>
+      <w:r>
+        <w:rPr>
+          <w:lang w:val="ru-RU"/>
+        </w:rPr>
+        <w:t>«Подключение ЛВС предприятия (учреждения) к Сети должно осуществляться через средства разграничения доступа в виде МЭ (</w:t>
+      </w:r>
+      <w:r>
+        <w:t>Firewall</w:t>
+      </w:r>
+      <w:r>
+        <w:rPr>
+          <w:lang w:val="ru-RU"/>
+        </w:rPr>
+        <w:t>, Брандмауэр). Не допускается подключение ЛВС к Сети в обход МЭ. МЭ должны быть сертифицированы по требованиям безопасности информации.»</w:t>
+      </w:r>
+    </w:p>
+    <w:p>
+      <w:pPr>
+        <w:keepNext/>
+        <w:spacing w:before="160"/>
+        <w:rPr>
+          <w:lang w:val="ru-RU"/>
+        </w:rPr>
+      </w:pPr>
+      <w:r>
+        <w:rPr>
+          <w:b/>
+          <w:lang w:val="ru-RU"/>
+        </w:rPr>
+        <w:t>9. Какие локально-нормативные акты, в соответствии с требованиями СТР-К, должны быть разработаны в компании при организации защиты информации?</w:t>
+      </w:r>
+    </w:p>
+    <w:p>
+      <w:pPr>
+        <w:keepNext/>
+        <w:spacing w:before="80"/>
+        <w:rPr>
+          <w:lang w:val="ru-RU"/>
+        </w:rPr>
+      </w:pPr>
+      <w:r>
+        <w:rPr>
+          <w:b/>
+          <w:lang w:val="ru-RU"/>
+        </w:rPr>
+        <w:t>Приказы, указания и решения — пункт 3.21 СТР-К:</w:t>
+      </w:r>
+    </w:p>
+    <w:p>
+      <w:pPr>
+        <w:rPr>
+          <w:lang w:val="ru-RU"/>
+        </w:rPr>
+      </w:pPr>
+      <w:r>
+        <w:rPr>
+          <w:lang w:val="ru-RU"/>
+        </w:rPr>
+        <w:t>«Кроме вышеуказанной документации в учреждении (на предприятии) оформляются приказы, указания и решения:</w:t>
+      </w:r>
+    </w:p>
+    <w:p>
+      <w:pPr>
+        <w:ind w:left="340" w:firstLine="369"/>
+        <w:rPr>
+          <w:lang w:val="ru-RU"/>
+        </w:rPr>
+      </w:pPr>
+      <w:r>
+        <w:rPr>
+          <w:lang w:val="ru-RU"/>
+        </w:rPr>
+        <w:t>— о проектировании объекта информатизации, создании соответствующих подразделений разработки и назначении ответственных исполнителей;</w:t>
+      </w:r>
+    </w:p>
+    <w:p>
+      <w:pPr>
+        <w:ind w:left="340" w:firstLine="369"/>
+        <w:rPr>
+          <w:lang w:val="ru-RU"/>
+        </w:rPr>
+      </w:pPr>
+      <w:r>
+        <w:rPr>
+          <w:lang w:val="ru-RU"/>
+        </w:rPr>
+        <w:t>— о формировании группы обследования и назначении ее руководителя;</w:t>
+      </w:r>
+    </w:p>
+    <w:p>
+      <w:pPr>
+        <w:ind w:left="340" w:firstLine="369"/>
+        <w:rPr>
+          <w:lang w:val="ru-RU"/>
+        </w:rPr>
+      </w:pPr>
+      <w:r>
+        <w:rPr>
+          <w:lang w:val="ru-RU"/>
+        </w:rPr>
+        <w:t>— о заключении соответствующих договоров на проведение работ;</w:t>
+      </w:r>
+    </w:p>
+    <w:p>
+      <w:pPr>
+        <w:ind w:left="340" w:firstLine="369"/>
+        <w:rPr>
+          <w:lang w:val="ru-RU"/>
+        </w:rPr>
+      </w:pPr>
+      <w:r>
+        <w:rPr>
+          <w:lang w:val="ru-RU"/>
+        </w:rPr>
+        <w:t>— о назначении лиц, ответственных за эксплуатацию объекта информатизации;</w:t>
+      </w:r>
+    </w:p>
+    <w:p>
+      <w:pPr>
+        <w:ind w:left="340" w:firstLine="369"/>
+        <w:rPr>
+          <w:lang w:val="ru-RU"/>
+        </w:rPr>
+      </w:pPr>
+      <w:r>
+        <w:rPr>
+          <w:lang w:val="ru-RU"/>
+        </w:rPr>
+        <w:t>— о начале обработки в АС (обсуждения в защищаемом помещении) конфиденциальной информации.»</w:t>
+      </w:r>
+    </w:p>
+    <w:p>
+      <w:pPr>
+        <w:keepNext/>
+        <w:spacing w:before="80"/>
+        <w:rPr>
+          <w:lang w:val="ru-RU"/>
+        </w:rPr>
+      </w:pPr>
+      <w:r>
+        <w:rPr>
+          <w:b/>
+          <w:lang w:val="ru-RU"/>
+        </w:rPr>
+        <w:lastRenderedPageBreak/>
+        <w:t>Перечень сведений конфиденциального характера — пункт 3.10 СТР-К:</w:t>
+      </w:r>
+    </w:p>
+    <w:p>
+      <w:pPr>
+        <w:keepNext/>
+        <w:spacing w:before="80"/>
+        <w:rPr>
+          <w:lang w:val="ru-RU"/>
+        </w:rPr>
+      </w:pPr>
+      <w:r>
+        <w:rPr>
+          <w:lang w:val="ru-RU"/>
+        </w:rPr>
+        <w:t>«Предпроектное обследование в части определения защищаемой информации должно базироваться на документально оформленных перечнях сведений конфиденциального характера.</w:t>
+      </w:r>
+    </w:p>
+    <w:p>
+      <w:pPr>
+        <w:rPr>
+          <w:lang w:val="ru-RU"/>
+        </w:rPr>
+      </w:pPr>
+      <w:r>
+        <w:rPr>
+          <w:lang w:val="ru-RU"/>
+        </w:rPr>
+        <w:t>Перечень сведений конфиденциального характера составляется заказчиком объекта информатизации и оформляется за подписью соответствующего руководителя.»</w:t>
+      </w:r>
+    </w:p>
+    <w:p>
+      <w:pPr>
+        <w:keepNext/>
+        <w:spacing w:before="80"/>
+        <w:rPr>
+          <w:lang w:val="ru-RU"/>
+        </w:rPr>
+      </w:pPr>
+      <w:r>
+        <w:rPr>
+          <w:b/>
+          <w:lang w:val="ru-RU"/>
+        </w:rPr>
+        <w:t>Организационно-распорядительная документация — пункт 3.16 СТР-К (выдержка):</w:t>
+      </w:r>
+    </w:p>
+    <w:p>
+      <w:pPr>
+        <w:rPr>
+          <w:lang w:val="ru-RU"/>
+        </w:rPr>
+      </w:pPr>
+      <w:r>
+        <w:rPr>
+          <w:lang w:val="ru-RU"/>
+        </w:rPr>
+        <w:t>«разработка эксплуатационной документации на объект информатизации и средства защиты информации, а также организационно-распорядительной документации по защите информации (приказов, инструкций и других документов);»</w:t>
+      </w:r>
+    </w:p>
+    <w:p>
+      <w:pPr>
+        <w:keepNext/>
+        <w:spacing w:before="80"/>
+        <w:rPr>
+          <w:lang w:val="ru-RU"/>
+        </w:rPr>
+      </w:pPr>
+      <w:r>
+        <w:rPr>
+          <w:b/>
+          <w:lang w:val="ru-RU"/>
+        </w:rPr>
+        <w:t>Инструкции и руководства — пункт 3.18 СТР-К (выдержка):</w:t>
+      </w:r>
+    </w:p>
+    <w:p>
+      <w:pPr>
+        <w:rPr>
+          <w:lang w:val="ru-RU"/>
+        </w:rPr>
+      </w:pPr>
+      <w:r>
+        <w:rPr>
+          <w:lang w:val="ru-RU"/>
+        </w:rPr>
+        <w:t xml:space="preserve">«инструкций и руководств по эксплуатации технических и программных средств защиты для пользователей, администраторов системы, а также для работников службы защиты </w:t>
+      </w:r>
+      <w:proofErr w:type="gramStart"/>
+      <w:r>
+        <w:rPr>
+          <w:lang w:val="ru-RU"/>
+        </w:rPr>
+        <w:t>информации .</w:t>
+      </w:r>
+      <w:proofErr w:type="gramEnd"/>
+      <w:r>
+        <w:rPr>
+          <w:lang w:val="ru-RU"/>
+        </w:rPr>
+        <w:t>»</w:t>
+      </w:r>
+    </w:p>
+    <w:p>
+      <w:pPr>
+        <w:keepNext/>
+        <w:spacing w:before="80"/>
+        <w:rPr>
+          <w:lang w:val="ru-RU"/>
+        </w:rPr>
+      </w:pPr>
+      <w:r>
+        <w:rPr>
+          <w:b/>
+          <w:lang w:val="ru-RU"/>
+        </w:rPr>
+        <w:t>Технологические инструкции по эксплуатации СЗИ НСД — пункт 5.4.1 СТР-К:</w:t>
+      </w:r>
+    </w:p>
+    <w:p>
+      <w:pPr>
+        <w:rPr>
+          <w:lang w:val="ru-RU"/>
+        </w:rPr>
+      </w:pPr>
+      <w:r>
+        <w:rPr>
+          <w:lang w:val="ru-RU"/>
+        </w:rPr>
+        <w:t>«Организация эксплуатации АС и СЗИ в ее составе осуществляется в соответствии с установленным в учреждении (на предприятии) порядком, в том числе технологическими инструкциями по эксплуатации СЗИ НСД для пользователей, администраторов АС и работников службы безопасности.»</w:t>
+      </w:r>
+    </w:p>
+    <w:p>
+      <w:pPr>
+        <w:keepNext/>
+        <w:spacing w:before="80"/>
+        <w:rPr>
+          <w:lang w:val="ru-RU"/>
+        </w:rPr>
+      </w:pPr>
+      <w:r>
+        <w:rPr>
+          <w:b/>
+          <w:lang w:val="ru-RU"/>
+        </w:rPr>
+        <w:t>Карточки и журналы учета носителей — пункт 5.4.4 СТР-К:</w:t>
+      </w:r>
+    </w:p>
+    <w:p>
+      <w:pPr>
+        <w:rPr>
+          <w:lang w:val="ru-RU"/>
+        </w:rPr>
+      </w:pPr>
+      <w:r>
+        <w:rPr>
+          <w:lang w:val="ru-RU"/>
+        </w:rPr>
+        <w:t xml:space="preserve">«Учет съемных носителей информации на магнитной или оптической основе (гибкие магнитные диски, съемные накопители информации большой емкости или картриджи, съемные пакеты дисков, иные магнитные, оптические или магнито-оптические диски, магнитные ленты и т.п.), а также распечаток </w:t>
+      </w:r>
+      <w:r>
+        <w:rPr>
+          <w:lang w:val="ru-RU"/>
+        </w:rPr>
+        <w:lastRenderedPageBreak/>
+        <w:t>текстовой, графической и иной информации на бумажной или пластиковой (прозрачной) основе осуществляется по карточкам или журналам установленной формы, в том числе автоматизировано с использованием средств вычислительной техники. Журнальная форма учета может использоваться в АС с небольшим объемом документооборота.»</w:t>
+      </w:r>
+    </w:p>
+    <w:p>
+      <w:pPr>
+        <w:keepNext/>
+        <w:spacing w:before="80"/>
+        <w:rPr>
+          <w:lang w:val="ru-RU"/>
+        </w:rPr>
+      </w:pPr>
+      <w:r>
+        <w:rPr>
+          <w:b/>
+          <w:lang w:val="ru-RU"/>
+        </w:rPr>
+        <w:t>Перечень защищаемых помещений и технический паспорт — пункт 4.2.1 СТР-К:</w:t>
+      </w:r>
+    </w:p>
+    <w:p>
+      <w:pPr>
+        <w:rPr>
+          <w:lang w:val="ru-RU"/>
+        </w:rPr>
+      </w:pPr>
+      <w:r>
+        <w:rPr>
+          <w:lang w:val="ru-RU"/>
+        </w:rPr>
+        <w:t>«В учреждении (предприятии) должен быть документально определен перечень ЗП и лиц, ответственных за их эксплуатацию в соответствии с установленными требованиями по защите информации, а также составлен технический паспорт на ЗП (форма технического паспорта приведена в приложении № 4).»</w:t>
+      </w:r>
+    </w:p>
+    <w:p>
+      <w:pPr>
+        <w:spacing w:after="200" w:line="276" w:lineRule="auto"/>
+        <w:ind w:firstLine="0"/>
+        <w:rPr>
+          <w:lang w:val="ru-RU"/>
+        </w:rPr>
+      </w:pPr>
+      <w:r>
+        <w:rPr>
+          <w:lang w:val="ru-RU"/>
+        </w:rPr>
+        <w:br w:type="page"/>
       </w:r>
     </w:p>
     <w:p>
@@ -7709,6 +9682,7 @@
         <w:rPr>
           <w:lang w:val="ru-RU"/>
         </w:rPr>
+        <w:lastRenderedPageBreak/>
         <w:t>Заключение</w:t>
       </w:r>
     </w:p>
@@ -8440,7 +10414,83 @@
         </w:rPr>
       </w:pPr>
       <w:r>
-        <w:t>[10] ФСТЭК России. Официальный сайт и реестры лицензий и сертифицированных средств защиты информации: https://fstec.ru/; https://reestr.fstec.ru/</w:t>
+        <w:rPr>
+          <w:lang w:val="ru-RU"/>
+        </w:rPr>
+        <w:t xml:space="preserve">[10] ФСТЭК России. Официальный сайт и реестры лицензий и сертифицированных средств защиты информации: </w:t>
+      </w:r>
+      <w:r>
+        <w:t>https</w:t>
+      </w:r>
+      <w:r>
+        <w:rPr>
+          <w:lang w:val="ru-RU"/>
+        </w:rPr>
+        <w:t>://</w:t>
+      </w:r>
+      <w:proofErr w:type="spellStart"/>
+      <w:r>
+        <w:t>fstec</w:t>
+      </w:r>
+      <w:proofErr w:type="spellEnd"/>
+      <w:r>
+        <w:rPr>
+          <w:lang w:val="ru-RU"/>
+        </w:rPr>
+        <w:t>.</w:t>
+      </w:r>
+      <w:proofErr w:type="spellStart"/>
+      <w:r>
+        <w:t>ru</w:t>
+      </w:r>
+      <w:proofErr w:type="spellEnd"/>
+      <w:r>
+        <w:rPr>
+          <w:lang w:val="ru-RU"/>
+        </w:rPr>
+        <w:t xml:space="preserve">/; </w:t>
+      </w:r>
+      <w:r>
+        <w:t>https</w:t>
+      </w:r>
+      <w:r>
+        <w:rPr>
+          <w:lang w:val="ru-RU"/>
+        </w:rPr>
+        <w:t>://</w:t>
+      </w:r>
+      <w:proofErr w:type="spellStart"/>
+      <w:r>
+        <w:t>reestr</w:t>
+      </w:r>
+      <w:proofErr w:type="spellEnd"/>
+      <w:r>
+        <w:rPr>
+          <w:lang w:val="ru-RU"/>
+        </w:rPr>
+        <w:t>.</w:t>
+      </w:r>
+      <w:proofErr w:type="spellStart"/>
+      <w:r>
+        <w:t>fstec</w:t>
+      </w:r>
+      <w:proofErr w:type="spellEnd"/>
+      <w:r>
+        <w:rPr>
+          <w:lang w:val="ru-RU"/>
+        </w:rPr>
+        <w:t>.</w:t>
+      </w:r>
+      <w:proofErr w:type="spellStart"/>
+      <w:r>
+        <w:t>ru</w:t>
+      </w:r>
+      <w:proofErr w:type="spellEnd"/>
+      <w:r>
+        <w:rPr>
+          <w:lang w:val="ru-RU"/>
+        </w:rPr>
+        <w:t>/</w:t>
       </w:r>
     </w:p>
     <w:p>
@@ -8454,7 +10504,92 @@
         </w:rPr>
       </w:pPr>
       <w:r>
-        <w:t>[11] Федеральный закон от 04.05.2011 № 99-ФЗ «О лицензировании отдельных видов деятельности», п. 5 ч. 1 ст. 12: https://pravo.gov.ru/proxy/ips/?docbody=&amp;nd=102147413</w:t>
+        <w:rPr>
+          <w:lang w:val="ru-RU"/>
+        </w:rPr>
+        <w:t xml:space="preserve">[11] Федеральный закон от 04.05.2011 № 99-ФЗ «О лицензировании отдельных видов деятельности», п. 5 ч. 1 ст. 12: </w:t>
+      </w:r>
+      <w:r>
+        <w:t>https</w:t>
+      </w:r>
+      <w:r>
+        <w:rPr>
+          <w:lang w:val="ru-RU"/>
+        </w:rPr>
+        <w:t>://</w:t>
+      </w:r>
+      <w:proofErr w:type="spellStart"/>
+      <w:r>
+        <w:t>pravo</w:t>
+      </w:r>
+      <w:proofErr w:type="spellEnd"/>
+      <w:r>
+        <w:rPr>
+          <w:lang w:val="ru-RU"/>
+        </w:rPr>
+        <w:t>.</w:t>
+      </w:r>
+      <w:r>
+        <w:t>gov</w:t>
+      </w:r>
+      <w:r>
+        <w:rPr>
+          <w:lang w:val="ru-RU"/>
+        </w:rPr>
+        <w:t>.</w:t>
+      </w:r>
+      <w:proofErr w:type="spellStart"/>
+      <w:r>
+        <w:t>ru</w:t>
+      </w:r>
+      <w:proofErr w:type="spellEnd"/>
+      <w:r>
+        <w:rPr>
+          <w:lang w:val="ru-RU"/>
+        </w:rPr>
+        <w:t>/</w:t>
+      </w:r>
+      <w:r>
+        <w:t>proxy</w:t>
+      </w:r>
+      <w:r>
+        <w:rPr>
+          <w:lang w:val="ru-RU"/>
+        </w:rPr>
+        <w:t>/</w:t>
+      </w:r>
+      <w:proofErr w:type="spellStart"/>
+      <w:r>
+        <w:t>ips</w:t>
+      </w:r>
+      <w:proofErr w:type="spellEnd"/>
+      <w:r>
+        <w:rPr>
+          <w:lang w:val="ru-RU"/>
+        </w:rPr>
+        <w:t>/?</w:t>
+      </w:r>
+      <w:proofErr w:type="spellStart"/>
+      <w:r>
+        <w:t>docbody</w:t>
+      </w:r>
+      <w:proofErr w:type="spellEnd"/>
+      <w:r>
+        <w:rPr>
+          <w:lang w:val="ru-RU"/>
+        </w:rPr>
+        <w:t>=&amp;</w:t>
+      </w:r>
+      <w:proofErr w:type="spellStart"/>
+      <w:r>
+        <w:t>nd</w:t>
+      </w:r>
+      <w:proofErr w:type="spellEnd"/>
+      <w:r>
+        <w:rPr>
+          <w:lang w:val="ru-RU"/>
+        </w:rPr>
+        <w:t>=102147413</w:t>
       </w:r>
     </w:p>
     <w:p>
@@ -8468,6 +10603,9 @@
         </w:rPr>
       </w:pPr>
       <w:r>
+        <w:rPr>
+          <w:lang w:val="ru-RU"/>
+        </w:rPr>
         <w:t>[12] Постановление Правительства РФ от 03.02.2012 № 79 «О лицензировании деятельности по технической защите конфиденциальной информации», п. 4 Положения.</w:t>
       </w:r>
     </w:p>
@@ -14180,7 +16318,91 @@
         </w:rPr>
       </w:pPr>
       <w:r>
-        <w:t>Разграничение доступа Astra Linux Special Edition 1.8, локальная антивирусная защита Kaspersky Endpoint Security для Linux 12.4.0.1225, контроль носителей, журналирование и резервирование; для переговорной — проектное средство AZ-01 с инструментальной проверкой. Реквизиты сертификатов и условия применения сверяются перед вводом [7, 10].</w:t>
+        <w:rPr>
+          <w:lang w:val="ru-RU"/>
+        </w:rPr>
+        <w:t xml:space="preserve">Разграничение доступа </w:t>
+      </w:r>
+      <w:r>
+        <w:t>Astra</w:t>
+      </w:r>
+      <w:r>
+        <w:rPr>
+          <w:lang w:val="ru-RU"/>
+        </w:rPr>
+        <w:t xml:space="preserve"> </w:t>
+      </w:r>
+      <w:r>
+        <w:t>Linux</w:t>
+      </w:r>
+      <w:r>
+        <w:rPr>
+          <w:lang w:val="ru-RU"/>
+        </w:rPr>
+        <w:t xml:space="preserve"> </w:t>
+      </w:r>
+      <w:r>
+        <w:t>Special</w:t>
+      </w:r>
+      <w:r>
+        <w:rPr>
+          <w:lang w:val="ru-RU"/>
+        </w:rPr>
+        <w:t xml:space="preserve"> </w:t>
+      </w:r>
+      <w:r>
+        <w:t>Edition</w:t>
+      </w:r>
+      <w:r>
+        <w:rPr>
+          <w:lang w:val="ru-RU"/>
+        </w:rPr>
+        <w:t xml:space="preserve"> 1.8, локальная антивирусная защита </w:t>
+      </w:r>
+      <w:r>
+        <w:t>Kaspersky</w:t>
+      </w:r>
+      <w:r>
+        <w:rPr>
+          <w:lang w:val="ru-RU"/>
+        </w:rPr>
+        <w:t xml:space="preserve"> </w:t>
+      </w:r>
+      <w:r>
+        <w:t>Endpoint</w:t>
+      </w:r>
+      <w:r>
+        <w:rPr>
+          <w:lang w:val="ru-RU"/>
+        </w:rPr>
+        <w:t xml:space="preserve"> </w:t>
+      </w:r>
+      <w:r>
+        <w:t>Security</w:t>
+      </w:r>
+      <w:r>
+        <w:rPr>
+          <w:lang w:val="ru-RU"/>
+        </w:rPr>
+        <w:t xml:space="preserve"> для </w:t>
+      </w:r>
+      <w:r>
+        <w:t>Linux</w:t>
+      </w:r>
+      <w:r>
+        <w:rPr>
+          <w:lang w:val="ru-RU"/>
+        </w:rPr>
+        <w:t xml:space="preserve"> 12.4.0.1225, контроль носителей, журналирование и резервирование; для переговорной — проектное средство </w:t>
+      </w:r>
+      <w:r>
+        <w:t>AZ</w:t>
+      </w:r>
+      <w:r>
+        <w:rPr>
+          <w:lang w:val="ru-RU"/>
+        </w:rPr>
+        <w:t>-01 с инструментальной проверкой. Реквизиты сертификатов и условия применения сверяются перед вводом [7, 10].</w:t>
       </w:r>
     </w:p>
     <w:p>
@@ -14212,6 +16434,9 @@
         </w:rPr>
       </w:pPr>
       <w:r>
+        <w:rPr>
+          <w:lang w:val="ru-RU"/>
+        </w:rPr>
         <w:t>Пункт 5 части 1 статьи 12 Федерального закона № 99-ФЗ и пункт 4 Положения, утверждённого постановлением Правительства РФ № 79, требуют лицензии для соответствующих работ и услуг по ТЗКИ. Инструментальный контроль и аттестация при их назначении поручаются лицензиату с необходимым перечнем работ; наличие договора и результатов не подтверждено [11, 12].</w:t>
       </w:r>
     </w:p>
@@ -14244,6 +16469,9 @@
         </w:rPr>
       </w:pPr>
       <w:r>
+        <w:rPr>
+          <w:lang w:val="ru-RU"/>
+        </w:rPr>
         <w:t>Дополнительные расчётные расходы на создание и проверку СЗИ — 352 000 руб. без повторного учёта существующей материально-технической базы стоимостью 2 850 000 руб. Отдельная аттестация в эту сумму не включена.</w:t>
       </w:r>
     </w:p>
@@ -14306,6 +16534,9 @@
         <w:spacing w:line="276" w:lineRule="auto"/>
         <w:ind w:firstLine="850"/>
         <w:jc w:val="both"/>
+        <w:rPr>
+          <w:lang w:val="ru-RU"/>
+        </w:rPr>
       </w:pPr>
       <w:r>
         <w:rPr>
@@ -14320,6 +16551,9 @@
         <w:spacing w:line="276" w:lineRule="auto"/>
         <w:ind w:firstLine="850"/>
         <w:jc w:val="both"/>
+        <w:rPr>
+          <w:lang w:val="ru-RU"/>
+        </w:rPr>
       </w:pPr>
     </w:p>
     <w:p>
@@ -18297,305 +20531,1167 @@
     <w:p>
       <w:pPr>
         <w:keepNext/>
-        <w:spacing w:line="276" w:lineRule="auto" w:before="160" w:after="40"/>
-        <w:ind w:firstLine="709"/>
+        <w:spacing w:before="160" w:after="40" w:line="276" w:lineRule="auto"/>
         <w:jc w:val="both"/>
-      </w:pPr>
-      <w:r>
-        <w:rPr>
-          <w:rFonts w:ascii="Times New Roman" w:hAnsi="Times New Roman"/>
+        <w:rPr>
+          <w:lang w:val="ru-RU"/>
+        </w:rPr>
+      </w:pPr>
+      <w:r>
+        <w:rPr>
           <w:b/>
-          <w:sz w:val="28"/>
-        </w:rPr>
-        <w:t>1. Комплект защищённого рабочего места ARM‑05 (см. рисунок П3.1):</w:t>
-      </w:r>
-    </w:p>
-    <w:p>
-      <w:pPr>
-        <w:spacing w:line="276" w:lineRule="auto" w:before="0" w:after="0"/>
+          <w:lang w:val="ru-RU"/>
+        </w:rPr>
+        <w:t xml:space="preserve">1. Комплект защищённого рабочего места </w:t>
+      </w:r>
+      <w:r>
+        <w:rPr>
+          <w:b/>
+        </w:rPr>
+        <w:t>ARM</w:t>
+      </w:r>
+      <w:r>
+        <w:rPr>
+          <w:b/>
+          <w:lang w:val="ru-RU"/>
+        </w:rPr>
+        <w:t>‑05 (см. рисунок П3.1):</w:t>
+      </w:r>
+    </w:p>
+    <w:p>
+      <w:pPr>
+        <w:spacing w:line="276" w:lineRule="auto"/>
         <w:ind w:left="425" w:hanging="312"/>
         <w:jc w:val="both"/>
-      </w:pPr>
-      <w:r>
-        <w:rPr>
-          <w:rFonts w:ascii="Times New Roman" w:hAnsi="Times New Roman"/>
-          <w:b w:val="0"/>
-          <w:sz w:val="28"/>
-        </w:rPr>
-        <w:t>–  системный блок x86-64, шестиядерный процессор, 16 ГБ ОЗУ; зав. № TS‑A05‑260901;</w:t>
-      </w:r>
-    </w:p>
-    <w:p>
-      <w:pPr>
-        <w:spacing w:line="276" w:lineRule="auto" w:before="0" w:after="0"/>
+        <w:rPr>
+          <w:lang w:val="ru-RU"/>
+        </w:rPr>
+      </w:pPr>
+      <w:r>
+        <w:rPr>
+          <w:lang w:val="ru-RU"/>
+        </w:rPr>
+        <w:t xml:space="preserve">–  системный блок </w:t>
+      </w:r>
+      <w:r>
+        <w:t>x</w:t>
+      </w:r>
+      <w:r>
+        <w:rPr>
+          <w:lang w:val="ru-RU"/>
+        </w:rPr>
+        <w:t>86-64, шестиядерный процессор, 16 ГБ ОЗУ; зав.</w:t>
+      </w:r>
+      <w:r>
+        <w:t> </w:t>
+      </w:r>
+      <w:r>
+        <w:rPr>
+          <w:lang w:val="ru-RU"/>
+        </w:rPr>
+        <w:t>№</w:t>
+      </w:r>
+      <w:r>
+        <w:t> TS</w:t>
+      </w:r>
+      <w:r>
+        <w:rPr>
+          <w:lang w:val="ru-RU"/>
+        </w:rPr>
+        <w:t>‑</w:t>
+      </w:r>
+      <w:r>
+        <w:t>A</w:t>
+      </w:r>
+      <w:r>
+        <w:rPr>
+          <w:lang w:val="ru-RU"/>
+        </w:rPr>
+        <w:t>05‑260901;</w:t>
+      </w:r>
+    </w:p>
+    <w:p>
+      <w:pPr>
+        <w:spacing w:line="276" w:lineRule="auto"/>
         <w:ind w:left="425" w:hanging="312"/>
         <w:jc w:val="both"/>
-      </w:pPr>
-      <w:r>
-        <w:rPr>
-          <w:rFonts w:ascii="Times New Roman" w:hAnsi="Times New Roman"/>
-          <w:b w:val="0"/>
-          <w:sz w:val="28"/>
-        </w:rPr>
-        <w:t>–  SSD 512 ГБ с операционной системой и прикладным ПО; зав. № TS‑SSD05‑260901; рабочие каталоги R1–R5 на локальном диске не размещаются;</w:t>
-      </w:r>
-    </w:p>
-    <w:p>
-      <w:pPr>
-        <w:spacing w:line="276" w:lineRule="auto" w:before="0" w:after="0"/>
+        <w:rPr>
+          <w:lang w:val="ru-RU"/>
+        </w:rPr>
+      </w:pPr>
+      <w:r>
+        <w:rPr>
+          <w:lang w:val="ru-RU"/>
+        </w:rPr>
+        <w:t xml:space="preserve">–  </w:t>
+      </w:r>
+      <w:r>
+        <w:t>SSD</w:t>
+      </w:r>
+      <w:r>
+        <w:rPr>
+          <w:lang w:val="ru-RU"/>
+        </w:rPr>
+        <w:t xml:space="preserve"> 512 ГБ с операционной системой и прикладным ПО; зав.</w:t>
+      </w:r>
+      <w:r>
+        <w:t> </w:t>
+      </w:r>
+      <w:r>
+        <w:rPr>
+          <w:lang w:val="ru-RU"/>
+        </w:rPr>
+        <w:t>№</w:t>
+      </w:r>
+      <w:r>
+        <w:t> TS</w:t>
+      </w:r>
+      <w:r>
+        <w:rPr>
+          <w:lang w:val="ru-RU"/>
+        </w:rPr>
+        <w:t>‑</w:t>
+      </w:r>
+      <w:r>
+        <w:t>SSD</w:t>
+      </w:r>
+      <w:r>
+        <w:rPr>
+          <w:lang w:val="ru-RU"/>
+        </w:rPr>
+        <w:t xml:space="preserve">05‑260901; рабочие каталоги </w:t>
+      </w:r>
+      <w:r>
+        <w:t>R</w:t>
+      </w:r>
+      <w:r>
+        <w:rPr>
+          <w:lang w:val="ru-RU"/>
+        </w:rPr>
+        <w:t>1–</w:t>
+      </w:r>
+      <w:r>
+        <w:t>R</w:t>
+      </w:r>
+      <w:r>
+        <w:rPr>
+          <w:lang w:val="ru-RU"/>
+        </w:rPr>
+        <w:t>5 на локальном диске не размещаются;</w:t>
+      </w:r>
+    </w:p>
+    <w:p>
+      <w:pPr>
+        <w:spacing w:line="276" w:lineRule="auto"/>
         <w:ind w:left="425" w:hanging="312"/>
         <w:jc w:val="both"/>
       </w:pPr>
       <w:r>
         <w:rPr>
-          <w:rFonts w:ascii="Times New Roman" w:hAnsi="Times New Roman"/>
-          <w:b w:val="0"/>
-          <w:sz w:val="28"/>
-        </w:rPr>
-        <w:t>–  монитор 24 дюйма, зав. № MON‑A05‑260901; клавиатура, зав. № KB‑A05‑260901; мышь, зав. № MS‑A05‑260901.</w:t>
-      </w:r>
-    </w:p>
-    <w:p>
-      <w:pPr>
-        <w:spacing w:line="276" w:lineRule="auto" w:before="40" w:after="60"/>
-        <w:ind w:firstLine="709"/>
+          <w:lang w:val="ru-RU"/>
+        </w:rPr>
+        <w:t>–  монитор 24 дюйма, зав.</w:t>
+      </w:r>
+      <w:r>
+        <w:t> </w:t>
+      </w:r>
+      <w:r>
+        <w:rPr>
+          <w:lang w:val="ru-RU"/>
+        </w:rPr>
+        <w:t>№</w:t>
+      </w:r>
+      <w:r>
+        <w:t> MON</w:t>
+      </w:r>
+      <w:r>
+        <w:rPr>
+          <w:lang w:val="ru-RU"/>
+        </w:rPr>
+        <w:t>‑</w:t>
+      </w:r>
+      <w:r>
+        <w:t>A</w:t>
+      </w:r>
+      <w:r>
+        <w:rPr>
+          <w:lang w:val="ru-RU"/>
+        </w:rPr>
+        <w:t>05‑260901; клавиатура, зав.</w:t>
+      </w:r>
+      <w:r>
+        <w:t> № KB‑A05‑260901; мышь, зав. № MS‑A05‑260901.</w:t>
+      </w:r>
+    </w:p>
+    <w:p>
+      <w:pPr>
+        <w:spacing w:before="40" w:after="60" w:line="276" w:lineRule="auto"/>
         <w:jc w:val="both"/>
-      </w:pPr>
-      <w:r>
-        <w:rPr>
-          <w:rFonts w:ascii="Times New Roman" w:hAnsi="Times New Roman"/>
-          <w:b w:val="0"/>
-          <w:sz w:val="28"/>
-        </w:rPr>
-        <w:t>ARM‑05 используется поочерёдно работниками с персональными учётными записями. Доступ к каталогам SRV‑01 определяется назначением по заказу и ролью. Состав системного и защитного ПО приведён в таблице П3.1.</w:t>
+        <w:rPr>
+          <w:lang w:val="ru-RU"/>
+        </w:rPr>
+      </w:pPr>
+      <w:r>
+        <w:lastRenderedPageBreak/>
+        <w:t>ARM</w:t>
+      </w:r>
+      <w:r>
+        <w:rPr>
+          <w:lang w:val="ru-RU"/>
+        </w:rPr>
+        <w:t xml:space="preserve">‑05 используется поочерёдно работниками с персональными учётными записями. Доступ к каталогам </w:t>
+      </w:r>
+      <w:r>
+        <w:t>SRV</w:t>
+      </w:r>
+      <w:r>
+        <w:rPr>
+          <w:lang w:val="ru-RU"/>
+        </w:rPr>
+        <w:t>‑01 определяется назначением по заказу и ролью. Состав системного и защитного ПО приведён в таблице П3.1.</w:t>
       </w:r>
     </w:p>
     <w:p>
       <w:pPr>
         <w:keepNext/>
-        <w:spacing w:line="276" w:lineRule="auto" w:before="160" w:after="40"/>
-        <w:ind w:firstLine="709"/>
+        <w:spacing w:before="160" w:after="40" w:line="276" w:lineRule="auto"/>
         <w:jc w:val="both"/>
-      </w:pPr>
-      <w:r>
-        <w:rPr>
-          <w:rFonts w:ascii="Times New Roman" w:hAnsi="Times New Roman"/>
+        <w:rPr>
+          <w:lang w:val="ru-RU"/>
+        </w:rPr>
+      </w:pPr>
+      <w:r>
+        <w:rPr>
           <w:b/>
-          <w:sz w:val="28"/>
-        </w:rPr>
-        <w:t>2. Комплект автономной станции проверки носителей ARM‑06 (см. рисунок П3.1):</w:t>
-      </w:r>
-    </w:p>
-    <w:p>
-      <w:pPr>
-        <w:spacing w:line="276" w:lineRule="auto" w:before="0" w:after="0"/>
+          <w:lang w:val="ru-RU"/>
+        </w:rPr>
+        <w:t xml:space="preserve">2. Комплект автономной станции проверки носителей </w:t>
+      </w:r>
+      <w:r>
+        <w:rPr>
+          <w:b/>
+        </w:rPr>
+        <w:t>ARM</w:t>
+      </w:r>
+      <w:r>
+        <w:rPr>
+          <w:b/>
+          <w:lang w:val="ru-RU"/>
+        </w:rPr>
+        <w:t>‑06 (см. рисунок П3.1):</w:t>
+      </w:r>
+    </w:p>
+    <w:p>
+      <w:pPr>
+        <w:spacing w:line="276" w:lineRule="auto"/>
         <w:ind w:left="425" w:hanging="312"/>
         <w:jc w:val="both"/>
-      </w:pPr>
-      <w:r>
-        <w:rPr>
-          <w:rFonts w:ascii="Times New Roman" w:hAnsi="Times New Roman"/>
-          <w:b w:val="0"/>
-          <w:sz w:val="28"/>
-        </w:rPr>
-        <w:t>–  системный блок x86-64, четырёхъядерный процессор, 16 ГБ ОЗУ; зав. № TS‑A06‑260902;</w:t>
-      </w:r>
-    </w:p>
-    <w:p>
-      <w:pPr>
-        <w:spacing w:line="276" w:lineRule="auto" w:before="0" w:after="0"/>
+        <w:rPr>
+          <w:lang w:val="ru-RU"/>
+        </w:rPr>
+      </w:pPr>
+      <w:r>
+        <w:rPr>
+          <w:lang w:val="ru-RU"/>
+        </w:rPr>
+        <w:t xml:space="preserve">–  системный блок </w:t>
+      </w:r>
+      <w:r>
+        <w:t>x</w:t>
+      </w:r>
+      <w:r>
+        <w:rPr>
+          <w:lang w:val="ru-RU"/>
+        </w:rPr>
+        <w:t>86-64, четырёхъядерный процессор, 16 ГБ ОЗУ; зав.</w:t>
+      </w:r>
+      <w:r>
+        <w:t> </w:t>
+      </w:r>
+      <w:r>
+        <w:rPr>
+          <w:lang w:val="ru-RU"/>
+        </w:rPr>
+        <w:t>№</w:t>
+      </w:r>
+      <w:r>
+        <w:t> TS</w:t>
+      </w:r>
+      <w:r>
+        <w:rPr>
+          <w:lang w:val="ru-RU"/>
+        </w:rPr>
+        <w:t>‑</w:t>
+      </w:r>
+      <w:r>
+        <w:t>A</w:t>
+      </w:r>
+      <w:r>
+        <w:rPr>
+          <w:lang w:val="ru-RU"/>
+        </w:rPr>
+        <w:t>06‑260902;</w:t>
+      </w:r>
+    </w:p>
+    <w:p>
+      <w:pPr>
+        <w:spacing w:line="276" w:lineRule="auto"/>
         <w:ind w:left="425" w:hanging="312"/>
         <w:jc w:val="both"/>
-      </w:pPr>
-      <w:r>
-        <w:rPr>
-          <w:rFonts w:ascii="Times New Roman" w:hAnsi="Times New Roman"/>
-          <w:b w:val="0"/>
-          <w:sz w:val="28"/>
-        </w:rPr>
-        <w:t>–  SSD 512 ГБ для ОС, средств проверки и временных файлов; зав. № TS‑SSD06‑260902; временные копии удаляются после завершения проверки;</w:t>
-      </w:r>
-    </w:p>
-    <w:p>
-      <w:pPr>
-        <w:spacing w:line="276" w:lineRule="auto" w:before="0" w:after="0"/>
+        <w:rPr>
+          <w:lang w:val="ru-RU"/>
+        </w:rPr>
+      </w:pPr>
+      <w:r>
+        <w:rPr>
+          <w:lang w:val="ru-RU"/>
+        </w:rPr>
+        <w:t xml:space="preserve">–  </w:t>
+      </w:r>
+      <w:r>
+        <w:t>SSD</w:t>
+      </w:r>
+      <w:r>
+        <w:rPr>
+          <w:lang w:val="ru-RU"/>
+        </w:rPr>
+        <w:t xml:space="preserve"> 512 ГБ для ОС, средств проверки и временных файлов; зав.</w:t>
+      </w:r>
+      <w:r>
+        <w:t> </w:t>
+      </w:r>
+      <w:r>
+        <w:rPr>
+          <w:lang w:val="ru-RU"/>
+        </w:rPr>
+        <w:t>№</w:t>
+      </w:r>
+      <w:r>
+        <w:t> TS</w:t>
+      </w:r>
+      <w:r>
+        <w:rPr>
+          <w:lang w:val="ru-RU"/>
+        </w:rPr>
+        <w:t>‑</w:t>
+      </w:r>
+      <w:r>
+        <w:t>SSD</w:t>
+      </w:r>
+      <w:r>
+        <w:rPr>
+          <w:lang w:val="ru-RU"/>
+        </w:rPr>
+        <w:t>06‑260902; временные копии удаляются после завершения проверки;</w:t>
+      </w:r>
+    </w:p>
+    <w:p>
+      <w:pPr>
+        <w:spacing w:line="276" w:lineRule="auto"/>
         <w:ind w:left="425" w:hanging="312"/>
         <w:jc w:val="both"/>
       </w:pPr>
       <w:r>
         <w:rPr>
-          <w:rFonts w:ascii="Times New Roman" w:hAnsi="Times New Roman"/>
-          <w:b w:val="0"/>
-          <w:sz w:val="28"/>
-        </w:rPr>
-        <w:t>–  монитор 24 дюйма, зав. № MON‑A06‑260902; клавиатура, зав. № KB‑A06‑260902; мышь, зав. № MS‑A06‑260902.</w:t>
-      </w:r>
-    </w:p>
-    <w:p>
-      <w:pPr>
-        <w:spacing w:line="276" w:lineRule="auto" w:before="40" w:after="60"/>
-        <w:ind w:firstLine="709"/>
+          <w:lang w:val="ru-RU"/>
+        </w:rPr>
+        <w:t>–  монитор 24 дюйма, зав.</w:t>
+      </w:r>
+      <w:r>
+        <w:t> </w:t>
+      </w:r>
+      <w:r>
+        <w:rPr>
+          <w:lang w:val="ru-RU"/>
+        </w:rPr>
+        <w:t>№</w:t>
+      </w:r>
+      <w:r>
+        <w:t> MON</w:t>
+      </w:r>
+      <w:r>
+        <w:rPr>
+          <w:lang w:val="ru-RU"/>
+        </w:rPr>
+        <w:t>‑</w:t>
+      </w:r>
+      <w:r>
+        <w:t>A</w:t>
+      </w:r>
+      <w:r>
+        <w:rPr>
+          <w:lang w:val="ru-RU"/>
+        </w:rPr>
+        <w:t>06‑260902; клавиатура, зав.</w:t>
+      </w:r>
+      <w:r>
+        <w:t> № KB‑A06‑260902; мышь, зав. № MS‑A06‑260902.</w:t>
+      </w:r>
+    </w:p>
+    <w:p>
+      <w:pPr>
+        <w:spacing w:before="40" w:after="60" w:line="276" w:lineRule="auto"/>
         <w:jc w:val="both"/>
-      </w:pPr>
-      <w:r>
-        <w:rPr>
-          <w:rFonts w:ascii="Times New Roman" w:hAnsi="Times New Roman"/>
-          <w:b w:val="0"/>
-          <w:sz w:val="28"/>
-        </w:rPr>
-        <w:t>Сетевые интерфейсы ARM‑06 не используются. Входящий носитель проверяется здесь до переноса разрешённых файлов на учтённый TR‑IN (зав. № USB‑IN‑260901) и повторной проверки на ARM‑05. Исходящая выдача производится на отдельный TR‑OUT (зав. № USB‑OUT‑260901).</w:t>
+        <w:rPr>
+          <w:lang w:val="ru-RU"/>
+        </w:rPr>
+      </w:pPr>
+      <w:r>
+        <w:rPr>
+          <w:lang w:val="ru-RU"/>
+        </w:rPr>
+        <w:t xml:space="preserve">Сетевые интерфейсы </w:t>
+      </w:r>
+      <w:r>
+        <w:t>ARM</w:t>
+      </w:r>
+      <w:r>
+        <w:rPr>
+          <w:lang w:val="ru-RU"/>
+        </w:rPr>
+        <w:t xml:space="preserve">‑06 не используются. Входящий носитель проверяется здесь до переноса разрешённых файлов на учтённый </w:t>
+      </w:r>
+      <w:r>
+        <w:t>TR</w:t>
+      </w:r>
+      <w:r>
+        <w:rPr>
+          <w:lang w:val="ru-RU"/>
+        </w:rPr>
+        <w:t>‑</w:t>
+      </w:r>
+      <w:r>
+        <w:t>IN</w:t>
+      </w:r>
+      <w:r>
+        <w:rPr>
+          <w:lang w:val="ru-RU"/>
+        </w:rPr>
+        <w:t xml:space="preserve"> (зав.</w:t>
+      </w:r>
+      <w:r>
+        <w:t> </w:t>
+      </w:r>
+      <w:r>
+        <w:rPr>
+          <w:lang w:val="ru-RU"/>
+        </w:rPr>
+        <w:t>№</w:t>
+      </w:r>
+      <w:r>
+        <w:t> USB</w:t>
+      </w:r>
+      <w:r>
+        <w:rPr>
+          <w:lang w:val="ru-RU"/>
+        </w:rPr>
+        <w:t>‑</w:t>
+      </w:r>
+      <w:r>
+        <w:t>IN</w:t>
+      </w:r>
+      <w:r>
+        <w:rPr>
+          <w:lang w:val="ru-RU"/>
+        </w:rPr>
+        <w:t xml:space="preserve">‑260901) и повторной проверки на </w:t>
+      </w:r>
+      <w:r>
+        <w:t>ARM</w:t>
+      </w:r>
+      <w:r>
+        <w:rPr>
+          <w:lang w:val="ru-RU"/>
+        </w:rPr>
+        <w:t xml:space="preserve">‑05. Исходящая выдача производится на отдельный </w:t>
+      </w:r>
+      <w:r>
+        <w:t>TR</w:t>
+      </w:r>
+      <w:r>
+        <w:rPr>
+          <w:lang w:val="ru-RU"/>
+        </w:rPr>
+        <w:t>‑</w:t>
+      </w:r>
+      <w:r>
+        <w:t>OUT</w:t>
+      </w:r>
+      <w:r>
+        <w:rPr>
+          <w:lang w:val="ru-RU"/>
+        </w:rPr>
+        <w:t xml:space="preserve"> (зав.</w:t>
+      </w:r>
+      <w:r>
+        <w:t> </w:t>
+      </w:r>
+      <w:r>
+        <w:rPr>
+          <w:lang w:val="ru-RU"/>
+        </w:rPr>
+        <w:t>№</w:t>
+      </w:r>
+      <w:r>
+        <w:t> USB</w:t>
+      </w:r>
+      <w:r>
+        <w:rPr>
+          <w:lang w:val="ru-RU"/>
+        </w:rPr>
+        <w:t>‑</w:t>
+      </w:r>
+      <w:r>
+        <w:t>OUT</w:t>
+      </w:r>
+      <w:r>
+        <w:rPr>
+          <w:lang w:val="ru-RU"/>
+        </w:rPr>
+        <w:t>‑260901).</w:t>
       </w:r>
     </w:p>
     <w:p>
       <w:pPr>
         <w:keepNext/>
-        <w:spacing w:line="276" w:lineRule="auto" w:before="160" w:after="40"/>
-        <w:ind w:firstLine="709"/>
+        <w:spacing w:before="160" w:after="40" w:line="276" w:lineRule="auto"/>
         <w:jc w:val="both"/>
-      </w:pPr>
-      <w:r>
-        <w:rPr>
-          <w:rFonts w:ascii="Times New Roman" w:hAnsi="Times New Roman"/>
+        <w:rPr>
+          <w:lang w:val="ru-RU"/>
+        </w:rPr>
+      </w:pPr>
+      <w:r>
+        <w:rPr>
           <w:b/>
-          <w:sz w:val="28"/>
-        </w:rPr>
-        <w:t>3. Комплект сервера SRV‑01 (см. рисунок П3.1):</w:t>
-      </w:r>
-    </w:p>
-    <w:p>
-      <w:pPr>
-        <w:spacing w:line="276" w:lineRule="auto" w:before="0" w:after="0"/>
+          <w:lang w:val="ru-RU"/>
+        </w:rPr>
+        <w:t xml:space="preserve">3. Комплект сервера </w:t>
+      </w:r>
+      <w:r>
+        <w:rPr>
+          <w:b/>
+        </w:rPr>
+        <w:t>SRV</w:t>
+      </w:r>
+      <w:r>
+        <w:rPr>
+          <w:b/>
+          <w:lang w:val="ru-RU"/>
+        </w:rPr>
+        <w:t>‑01 (см. рисунок П3.1):</w:t>
+      </w:r>
+    </w:p>
+    <w:p>
+      <w:pPr>
+        <w:spacing w:line="276" w:lineRule="auto"/>
         <w:ind w:left="425" w:hanging="312"/>
         <w:jc w:val="both"/>
-      </w:pPr>
-      <w:r>
-        <w:rPr>
-          <w:rFonts w:ascii="Times New Roman" w:hAnsi="Times New Roman"/>
-          <w:b w:val="0"/>
-          <w:sz w:val="28"/>
-        </w:rPr>
-        <w:t>–  серверный системный блок x86-64, восьмиядерный процессор, 32 ГБ ОЗУ; зав. № TS‑SRV01‑260903;</w:t>
-      </w:r>
-    </w:p>
-    <w:p>
-      <w:pPr>
-        <w:spacing w:line="276" w:lineRule="auto" w:before="0" w:after="0"/>
+        <w:rPr>
+          <w:lang w:val="ru-RU"/>
+        </w:rPr>
+      </w:pPr>
+      <w:r>
+        <w:rPr>
+          <w:lang w:val="ru-RU"/>
+        </w:rPr>
+        <w:t xml:space="preserve">–  серверный системный блок </w:t>
+      </w:r>
+      <w:r>
+        <w:t>x</w:t>
+      </w:r>
+      <w:r>
+        <w:rPr>
+          <w:lang w:val="ru-RU"/>
+        </w:rPr>
+        <w:t>86-64, восьмиядерный процессор, 32 ГБ ОЗУ; зав.</w:t>
+      </w:r>
+      <w:r>
+        <w:t> </w:t>
+      </w:r>
+      <w:r>
+        <w:rPr>
+          <w:lang w:val="ru-RU"/>
+        </w:rPr>
+        <w:t>№</w:t>
+      </w:r>
+      <w:r>
+        <w:t> TS</w:t>
+      </w:r>
+      <w:r>
+        <w:rPr>
+          <w:lang w:val="ru-RU"/>
+        </w:rPr>
+        <w:t>‑</w:t>
+      </w:r>
+      <w:r>
+        <w:t>SRV</w:t>
+      </w:r>
+      <w:r>
+        <w:rPr>
+          <w:lang w:val="ru-RU"/>
+        </w:rPr>
+        <w:t>01‑260903;</w:t>
+      </w:r>
+    </w:p>
+    <w:p>
+      <w:pPr>
+        <w:spacing w:line="276" w:lineRule="auto"/>
         <w:ind w:left="425" w:hanging="312"/>
         <w:jc w:val="both"/>
-      </w:pPr>
-      <w:r>
-        <w:rPr>
-          <w:rFonts w:ascii="Times New Roman" w:hAnsi="Times New Roman"/>
-          <w:b w:val="0"/>
-          <w:sz w:val="28"/>
-        </w:rPr>
-        <w:t>–  два SSD по 1 ТБ, зав. № SSD‑S01‑260903 и SSD‑S02‑260903, объединены в RAID1;</w:t>
-      </w:r>
-    </w:p>
-    <w:p>
-      <w:pPr>
-        <w:spacing w:line="276" w:lineRule="auto" w:before="0" w:after="0"/>
+        <w:rPr>
+          <w:lang w:val="ru-RU"/>
+        </w:rPr>
+      </w:pPr>
+      <w:r>
+        <w:rPr>
+          <w:lang w:val="ru-RU"/>
+        </w:rPr>
+        <w:t xml:space="preserve">–  два </w:t>
+      </w:r>
+      <w:r>
+        <w:t>SSD</w:t>
+      </w:r>
+      <w:r>
+        <w:rPr>
+          <w:lang w:val="ru-RU"/>
+        </w:rPr>
+        <w:t xml:space="preserve"> по 1 ТБ, зав.</w:t>
+      </w:r>
+      <w:r>
+        <w:t> </w:t>
+      </w:r>
+      <w:r>
+        <w:rPr>
+          <w:lang w:val="ru-RU"/>
+        </w:rPr>
+        <w:t>№</w:t>
+      </w:r>
+      <w:r>
+        <w:t> SSD</w:t>
+      </w:r>
+      <w:r>
+        <w:rPr>
+          <w:lang w:val="ru-RU"/>
+        </w:rPr>
+        <w:t>‑</w:t>
+      </w:r>
+      <w:r>
+        <w:t>S</w:t>
+      </w:r>
+      <w:r>
+        <w:rPr>
+          <w:lang w:val="ru-RU"/>
+        </w:rPr>
+        <w:t xml:space="preserve">01‑260903 и </w:t>
+      </w:r>
+      <w:r>
+        <w:t>SSD</w:t>
+      </w:r>
+      <w:r>
+        <w:rPr>
+          <w:lang w:val="ru-RU"/>
+        </w:rPr>
+        <w:t>‑</w:t>
+      </w:r>
+      <w:r>
+        <w:t>S</w:t>
+      </w:r>
+      <w:r>
+        <w:rPr>
+          <w:lang w:val="ru-RU"/>
+        </w:rPr>
+        <w:t xml:space="preserve">02‑260903, объединены в </w:t>
+      </w:r>
+      <w:r>
+        <w:t>RAID</w:t>
+      </w:r>
+      <w:r>
+        <w:rPr>
+          <w:lang w:val="ru-RU"/>
+        </w:rPr>
+        <w:t>1;</w:t>
+      </w:r>
+    </w:p>
+    <w:p>
+      <w:pPr>
+        <w:spacing w:line="276" w:lineRule="auto"/>
         <w:ind w:left="425" w:hanging="312"/>
         <w:jc w:val="both"/>
-      </w:pPr>
-      <w:r>
-        <w:rPr>
-          <w:rFonts w:ascii="Times New Roman" w:hAnsi="Times New Roman"/>
-          <w:b w:val="0"/>
-          <w:sz w:val="28"/>
-        </w:rPr>
-        <w:t>–  сетевой адаптер 1 Гбит/с подключён только к SW‑Z; адрес сервера — 192.168.50.10/24; шлюз в Интернет не задан.</w:t>
-      </w:r>
-    </w:p>
-    <w:p>
-      <w:pPr>
-        <w:spacing w:line="276" w:lineRule="auto" w:before="40" w:after="60"/>
-        <w:ind w:firstLine="709"/>
+        <w:rPr>
+          <w:lang w:val="ru-RU"/>
+        </w:rPr>
+      </w:pPr>
+      <w:r>
+        <w:rPr>
+          <w:lang w:val="ru-RU"/>
+        </w:rPr>
+        <w:t xml:space="preserve">–  сетевой адаптер 1 Гбит/с подключён только к </w:t>
+      </w:r>
+      <w:r>
+        <w:t>SW</w:t>
+      </w:r>
+      <w:r>
+        <w:rPr>
+          <w:lang w:val="ru-RU"/>
+        </w:rPr>
+        <w:t>‑</w:t>
+      </w:r>
+      <w:r>
+        <w:t>Z</w:t>
+      </w:r>
+      <w:r>
+        <w:rPr>
+          <w:lang w:val="ru-RU"/>
+        </w:rPr>
+        <w:t>; адрес сервера — 192.168.50.10/24; шлюз в Интернет не задан.</w:t>
+      </w:r>
+    </w:p>
+    <w:p>
+      <w:pPr>
+        <w:spacing w:before="40" w:after="60" w:line="276" w:lineRule="auto"/>
         <w:jc w:val="both"/>
-      </w:pPr>
-      <w:r>
-        <w:rPr>
-          <w:rFonts w:ascii="Times New Roman" w:hAnsi="Times New Roman"/>
-          <w:b w:val="0"/>
-          <w:sz w:val="28"/>
-        </w:rPr>
-        <w:t>На SRV‑01 размещены каталоги R1–R4, конфигурации и журналы R5. RAID1 повышает устойчивость к отказу одного накопителя, но не заменяет резервного копирования. Учтённые носители BKP‑A (зав. № BKP‑A‑260901) и BKP‑B (зав. № BKP‑B‑260901) хранятся в SAFE‑01 помещения 05.</w:t>
+        <w:rPr>
+          <w:lang w:val="ru-RU"/>
+        </w:rPr>
+      </w:pPr>
+      <w:r>
+        <w:rPr>
+          <w:lang w:val="ru-RU"/>
+        </w:rPr>
+        <w:t xml:space="preserve">На </w:t>
+      </w:r>
+      <w:r>
+        <w:t>SRV</w:t>
+      </w:r>
+      <w:r>
+        <w:rPr>
+          <w:lang w:val="ru-RU"/>
+        </w:rPr>
+        <w:t xml:space="preserve">‑01 размещены каталоги </w:t>
+      </w:r>
+      <w:r>
+        <w:t>R</w:t>
+      </w:r>
+      <w:r>
+        <w:rPr>
+          <w:lang w:val="ru-RU"/>
+        </w:rPr>
+        <w:t>1–</w:t>
+      </w:r>
+      <w:r>
+        <w:t>R</w:t>
+      </w:r>
+      <w:r>
+        <w:rPr>
+          <w:lang w:val="ru-RU"/>
+        </w:rPr>
+        <w:t xml:space="preserve">4, конфигурации и журналы </w:t>
+      </w:r>
+      <w:r>
+        <w:t>R</w:t>
+      </w:r>
+      <w:r>
+        <w:rPr>
+          <w:lang w:val="ru-RU"/>
+        </w:rPr>
+        <w:t xml:space="preserve">5. </w:t>
+      </w:r>
+      <w:r>
+        <w:t>RAID</w:t>
+      </w:r>
+      <w:r>
+        <w:rPr>
+          <w:lang w:val="ru-RU"/>
+        </w:rPr>
+        <w:t xml:space="preserve">1 повышает устойчивость к отказу одного накопителя, но не заменяет резервного копирования. Учтённые носители </w:t>
+      </w:r>
+      <w:r>
+        <w:t>BKP</w:t>
+      </w:r>
+      <w:r>
+        <w:rPr>
+          <w:lang w:val="ru-RU"/>
+        </w:rPr>
+        <w:t>‑</w:t>
+      </w:r>
+      <w:r>
+        <w:t>A</w:t>
+      </w:r>
+      <w:r>
+        <w:rPr>
+          <w:lang w:val="ru-RU"/>
+        </w:rPr>
+        <w:t xml:space="preserve"> (зав.</w:t>
+      </w:r>
+      <w:r>
+        <w:t> </w:t>
+      </w:r>
+      <w:r>
+        <w:rPr>
+          <w:lang w:val="ru-RU"/>
+        </w:rPr>
+        <w:t>№</w:t>
+      </w:r>
+      <w:r>
+        <w:t> BKP</w:t>
+      </w:r>
+      <w:r>
+        <w:rPr>
+          <w:lang w:val="ru-RU"/>
+        </w:rPr>
+        <w:t>‑</w:t>
+      </w:r>
+      <w:r>
+        <w:t>A</w:t>
+      </w:r>
+      <w:r>
+        <w:rPr>
+          <w:lang w:val="ru-RU"/>
+        </w:rPr>
+        <w:t xml:space="preserve">‑260901) и </w:t>
+      </w:r>
+      <w:r>
+        <w:t>BKP</w:t>
+      </w:r>
+      <w:r>
+        <w:rPr>
+          <w:lang w:val="ru-RU"/>
+        </w:rPr>
+        <w:t>‑</w:t>
+      </w:r>
+      <w:r>
+        <w:t>B</w:t>
+      </w:r>
+      <w:r>
+        <w:rPr>
+          <w:lang w:val="ru-RU"/>
+        </w:rPr>
+        <w:t xml:space="preserve"> (зав.</w:t>
+      </w:r>
+      <w:r>
+        <w:t> </w:t>
+      </w:r>
+      <w:r>
+        <w:rPr>
+          <w:lang w:val="ru-RU"/>
+        </w:rPr>
+        <w:t>№</w:t>
+      </w:r>
+      <w:r>
+        <w:t> BKP</w:t>
+      </w:r>
+      <w:r>
+        <w:rPr>
+          <w:lang w:val="ru-RU"/>
+        </w:rPr>
+        <w:t>‑</w:t>
+      </w:r>
+      <w:r>
+        <w:t>B</w:t>
+      </w:r>
+      <w:r>
+        <w:rPr>
+          <w:lang w:val="ru-RU"/>
+        </w:rPr>
+        <w:t xml:space="preserve">‑260901) хранятся в </w:t>
+      </w:r>
+      <w:r>
+        <w:t>SAFE</w:t>
+      </w:r>
+      <w:r>
+        <w:rPr>
+          <w:lang w:val="ru-RU"/>
+        </w:rPr>
+        <w:t>‑01 помещения 05.</w:t>
       </w:r>
     </w:p>
     <w:p>
       <w:pPr>
         <w:keepNext/>
-        <w:spacing w:line="276" w:lineRule="auto" w:before="160" w:after="40"/>
-        <w:ind w:firstLine="709"/>
+        <w:spacing w:before="160" w:after="40" w:line="276" w:lineRule="auto"/>
         <w:jc w:val="both"/>
-      </w:pPr>
-      <w:r>
-        <w:rPr>
-          <w:rFonts w:ascii="Times New Roman" w:hAnsi="Times New Roman"/>
+        <w:rPr>
+          <w:lang w:val="ru-RU"/>
+        </w:rPr>
+      </w:pPr>
+      <w:r>
+        <w:rPr>
           <w:b/>
-          <w:sz w:val="28"/>
+          <w:lang w:val="ru-RU"/>
         </w:rPr>
         <w:t>4. Коммутационное, печатное и обеспечивающее оборудование:</w:t>
       </w:r>
     </w:p>
     <w:p>
       <w:pPr>
-        <w:spacing w:line="276" w:lineRule="auto" w:before="0" w:after="0"/>
+        <w:spacing w:line="276" w:lineRule="auto"/>
         <w:ind w:left="425" w:hanging="312"/>
         <w:jc w:val="both"/>
-      </w:pPr>
-      <w:r>
-        <w:rPr>
-          <w:rFonts w:ascii="Times New Roman" w:hAnsi="Times New Roman"/>
-          <w:b w:val="0"/>
-          <w:sz w:val="28"/>
-        </w:rPr>
-        <w:t>–  SW‑Z — коммутатор защищённого сегмента на восемь портов 1 Гбит/с, зав. № SWZ‑260901‑08; связи с RTR‑01 не имеет;</w:t>
-      </w:r>
-    </w:p>
-    <w:p>
-      <w:pPr>
-        <w:spacing w:line="276" w:lineRule="auto" w:before="0" w:after="0"/>
+        <w:rPr>
+          <w:lang w:val="ru-RU"/>
+        </w:rPr>
+      </w:pPr>
+      <w:r>
+        <w:rPr>
+          <w:lang w:val="ru-RU"/>
+        </w:rPr>
+        <w:t xml:space="preserve">–  </w:t>
+      </w:r>
+      <w:r>
+        <w:t>SW</w:t>
+      </w:r>
+      <w:r>
+        <w:rPr>
+          <w:lang w:val="ru-RU"/>
+        </w:rPr>
+        <w:t>‑</w:t>
+      </w:r>
+      <w:r>
+        <w:t>Z</w:t>
+      </w:r>
+      <w:r>
+        <w:rPr>
+          <w:lang w:val="ru-RU"/>
+        </w:rPr>
+        <w:t xml:space="preserve"> — коммутатор защищённого сегмента на восемь портов 1 Гбит/с, зав.</w:t>
+      </w:r>
+      <w:r>
+        <w:t> </w:t>
+      </w:r>
+      <w:r>
+        <w:rPr>
+          <w:lang w:val="ru-RU"/>
+        </w:rPr>
+        <w:t>№</w:t>
+      </w:r>
+      <w:r>
+        <w:t> SWZ</w:t>
+      </w:r>
+      <w:r>
+        <w:rPr>
+          <w:lang w:val="ru-RU"/>
+        </w:rPr>
+        <w:t xml:space="preserve">‑260901‑08; связи с </w:t>
+      </w:r>
+      <w:r>
+        <w:t>RTR</w:t>
+      </w:r>
+      <w:r>
+        <w:rPr>
+          <w:lang w:val="ru-RU"/>
+        </w:rPr>
+        <w:t>‑01 не имеет;</w:t>
+      </w:r>
+    </w:p>
+    <w:p>
+      <w:pPr>
+        <w:spacing w:line="276" w:lineRule="auto"/>
         <w:ind w:left="425" w:hanging="312"/>
         <w:jc w:val="both"/>
-      </w:pPr>
-      <w:r>
-        <w:rPr>
-          <w:rFonts w:ascii="Times New Roman" w:hAnsi="Times New Roman"/>
-          <w:b w:val="0"/>
-          <w:sz w:val="28"/>
-        </w:rPr>
-        <w:t>–  MFP‑01 — локальное многофункциональное устройство, зав. № MFP‑260901‑01; соединено с ARM‑05 по USB, сетевые интерфейсы отключены;</w:t>
-      </w:r>
-    </w:p>
-    <w:p>
-      <w:pPr>
-        <w:spacing w:line="276" w:lineRule="auto" w:before="0" w:after="0"/>
+        <w:rPr>
+          <w:lang w:val="ru-RU"/>
+        </w:rPr>
+      </w:pPr>
+      <w:r>
+        <w:rPr>
+          <w:lang w:val="ru-RU"/>
+        </w:rPr>
+        <w:t xml:space="preserve">–  </w:t>
+      </w:r>
+      <w:r>
+        <w:t>MFP</w:t>
+      </w:r>
+      <w:r>
+        <w:rPr>
+          <w:lang w:val="ru-RU"/>
+        </w:rPr>
+        <w:t>‑01 — локальное многофункциональное устройство, зав.</w:t>
+      </w:r>
+      <w:r>
+        <w:t> </w:t>
+      </w:r>
+      <w:r>
+        <w:rPr>
+          <w:lang w:val="ru-RU"/>
+        </w:rPr>
+        <w:t>№</w:t>
+      </w:r>
+      <w:r>
+        <w:t> MFP</w:t>
+      </w:r>
+      <w:r>
+        <w:rPr>
+          <w:lang w:val="ru-RU"/>
+        </w:rPr>
+        <w:t xml:space="preserve">‑260901‑01; соединено с </w:t>
+      </w:r>
+      <w:r>
+        <w:t>ARM</w:t>
+      </w:r>
+      <w:r>
+        <w:rPr>
+          <w:lang w:val="ru-RU"/>
+        </w:rPr>
+        <w:t xml:space="preserve">‑05 по </w:t>
+      </w:r>
+      <w:r>
+        <w:t>USB</w:t>
+      </w:r>
+      <w:r>
+        <w:rPr>
+          <w:lang w:val="ru-RU"/>
+        </w:rPr>
+        <w:t>, сетевые интерфейсы отключены;</w:t>
+      </w:r>
+    </w:p>
+    <w:p>
+      <w:pPr>
+        <w:spacing w:line="276" w:lineRule="auto"/>
         <w:ind w:left="425" w:hanging="312"/>
         <w:jc w:val="both"/>
-      </w:pPr>
-      <w:r>
-        <w:rPr>
-          <w:rFonts w:ascii="Times New Roman" w:hAnsi="Times New Roman"/>
-          <w:b w:val="0"/>
-          <w:sz w:val="28"/>
-        </w:rPr>
-        <w:t>–  UPS‑01 — источник бесперебойного питания SRV‑01 и SW‑Z, зав. № UPS‑260901‑01; обеспечивает корректное завершение работы;</w:t>
-      </w:r>
-    </w:p>
-    <w:p>
-      <w:pPr>
-        <w:spacing w:line="276" w:lineRule="auto" w:before="0" w:after="0"/>
+        <w:rPr>
+          <w:lang w:val="ru-RU"/>
+        </w:rPr>
+      </w:pPr>
+      <w:r>
+        <w:rPr>
+          <w:lang w:val="ru-RU"/>
+        </w:rPr>
+        <w:t xml:space="preserve">–  </w:t>
+      </w:r>
+      <w:r>
+        <w:t>UPS</w:t>
+      </w:r>
+      <w:r>
+        <w:rPr>
+          <w:lang w:val="ru-RU"/>
+        </w:rPr>
+        <w:t xml:space="preserve">‑01 — источник бесперебойного питания </w:t>
+      </w:r>
+      <w:r>
+        <w:t>SRV</w:t>
+      </w:r>
+      <w:r>
+        <w:rPr>
+          <w:lang w:val="ru-RU"/>
+        </w:rPr>
+        <w:t xml:space="preserve">‑01 и </w:t>
+      </w:r>
+      <w:r>
+        <w:t>SW</w:t>
+      </w:r>
+      <w:r>
+        <w:rPr>
+          <w:lang w:val="ru-RU"/>
+        </w:rPr>
+        <w:t>‑</w:t>
+      </w:r>
+      <w:r>
+        <w:t>Z</w:t>
+      </w:r>
+      <w:r>
+        <w:rPr>
+          <w:lang w:val="ru-RU"/>
+        </w:rPr>
+        <w:t>, зав.</w:t>
+      </w:r>
+      <w:r>
+        <w:t> </w:t>
+      </w:r>
+      <w:r>
+        <w:rPr>
+          <w:lang w:val="ru-RU"/>
+        </w:rPr>
+        <w:t>№</w:t>
+      </w:r>
+      <w:r>
+        <w:t> UPS</w:t>
+      </w:r>
+      <w:r>
+        <w:rPr>
+          <w:lang w:val="ru-RU"/>
+        </w:rPr>
+        <w:t>‑260901‑01; обеспечивает корректное завершение работы;</w:t>
+      </w:r>
+    </w:p>
+    <w:p>
+      <w:pPr>
+        <w:spacing w:line="276" w:lineRule="auto"/>
         <w:ind w:left="425" w:hanging="312"/>
         <w:jc w:val="both"/>
-      </w:pPr>
-      <w:r>
-        <w:rPr>
-          <w:rFonts w:ascii="Times New Roman" w:hAnsi="Times New Roman"/>
-          <w:b w:val="0"/>
-          <w:sz w:val="28"/>
-        </w:rPr>
-        <w:t>–  SW‑O (зав. № SWO‑260901‑08) и RTR‑01 (зав. № RTR‑260901‑01) относятся к общему офисному контуру 192.168.10.0/24 и не подключены к защищённому сегменту.</w:t>
+        <w:rPr>
+          <w:lang w:val="ru-RU"/>
+        </w:rPr>
+      </w:pPr>
+      <w:r>
+        <w:rPr>
+          <w:lang w:val="ru-RU"/>
+        </w:rPr>
+        <w:lastRenderedPageBreak/>
+        <w:t xml:space="preserve">–  </w:t>
+      </w:r>
+      <w:r>
+        <w:t>SW</w:t>
+      </w:r>
+      <w:r>
+        <w:rPr>
+          <w:lang w:val="ru-RU"/>
+        </w:rPr>
+        <w:t>‑</w:t>
+      </w:r>
+      <w:r>
+        <w:t>O</w:t>
+      </w:r>
+      <w:r>
+        <w:rPr>
+          <w:lang w:val="ru-RU"/>
+        </w:rPr>
+        <w:t xml:space="preserve"> (зав.</w:t>
+      </w:r>
+      <w:r>
+        <w:t> </w:t>
+      </w:r>
+      <w:r>
+        <w:rPr>
+          <w:lang w:val="ru-RU"/>
+        </w:rPr>
+        <w:t>№</w:t>
+      </w:r>
+      <w:r>
+        <w:t> SWO</w:t>
+      </w:r>
+      <w:r>
+        <w:rPr>
+          <w:lang w:val="ru-RU"/>
+        </w:rPr>
+        <w:t xml:space="preserve">‑260901‑08) и </w:t>
+      </w:r>
+      <w:r>
+        <w:t>RTR</w:t>
+      </w:r>
+      <w:r>
+        <w:rPr>
+          <w:lang w:val="ru-RU"/>
+        </w:rPr>
+        <w:t>‑01 (зав.</w:t>
+      </w:r>
+      <w:r>
+        <w:t> </w:t>
+      </w:r>
+      <w:r>
+        <w:rPr>
+          <w:lang w:val="ru-RU"/>
+        </w:rPr>
+        <w:t>№</w:t>
+      </w:r>
+      <w:r>
+        <w:t> RTR</w:t>
+      </w:r>
+      <w:r>
+        <w:rPr>
+          <w:lang w:val="ru-RU"/>
+        </w:rPr>
+        <w:t>‑260901‑01) относятся к общему офисному контуру 192.168.10.0/24 и не подключены к защищённому сегменту.</w:t>
       </w:r>
     </w:p>
     <w:p>
@@ -20737,8 +23833,16 @@
               <w:rPr>
                 <w:sz w:val="23"/>
               </w:rPr>
-              <w:t xml:space="preserve"> защищённости</w:t>
-            </w:r>
+              <w:t xml:space="preserve"> </w:t>
+            </w:r>
+            <w:proofErr w:type="spellStart"/>
+            <w:r>
+              <w:rPr>
+                <w:sz w:val="23"/>
+              </w:rPr>
+              <w:t>защищённости</w:t>
+            </w:r>
+            <w:proofErr w:type="spellEnd"/>
           </w:p>
         </w:tc>
         <w:tc>
@@ -22543,12 +25647,28 @@
               <w:spacing w:line="240" w:lineRule="auto"/>
               <w:ind w:firstLine="0"/>
             </w:pPr>
+            <w:proofErr w:type="spellStart"/>
             <w:r>
               <w:rPr>
                 <w:sz w:val="22"/>
               </w:rPr>
-              <w:t>Отправитель файла</w:t>
-            </w:r>
+              <w:t>Отправитель</w:t>
+            </w:r>
+            <w:proofErr w:type="spellEnd"/>
+            <w:r>
+              <w:rPr>
+                <w:sz w:val="22"/>
+              </w:rPr>
+              <w:t xml:space="preserve"> </w:t>
+            </w:r>
+            <w:proofErr w:type="spellStart"/>
+            <w:r>
+              <w:rPr>
+                <w:sz w:val="22"/>
+              </w:rPr>
+              <w:t>файла</w:t>
+            </w:r>
+            <w:proofErr w:type="spellEnd"/>
           </w:p>
         </w:tc>
         <w:tc>
@@ -23597,7 +26717,42 @@
         </w:rPr>
       </w:pPr>
       <w:r>
-        <w:t>Выбор ТСЗИ выполнен по составу защищаемых ресурсов R1–R5, классу АС 1Д, принятому УЗ-4 и сценариям таблицы П3.8. В исходном перечне средств защиты ООО «ТехноЩит» [7] предусмотрены:</w:t>
+        <w:rPr>
+          <w:lang w:val="ru-RU"/>
+        </w:rPr>
+        <w:t xml:space="preserve">Выбор ТСЗИ выполнен по составу защищаемых ресурсов </w:t>
+      </w:r>
+      <w:r>
+        <w:t>R</w:t>
+      </w:r>
+      <w:r>
+        <w:rPr>
+          <w:lang w:val="ru-RU"/>
+        </w:rPr>
+        <w:t>1–</w:t>
+      </w:r>
+      <w:r>
+        <w:t>R</w:t>
+      </w:r>
+      <w:r>
+        <w:rPr>
+          <w:lang w:val="ru-RU"/>
+        </w:rPr>
+        <w:t>5, классу АС 1Д, принятому УЗ-4 и сценариям таблицы П3.8. В исходном перечне средств защиты ООО «</w:t>
+      </w:r>
+      <w:proofErr w:type="spellStart"/>
+      <w:r>
+        <w:rPr>
+          <w:lang w:val="ru-RU"/>
+        </w:rPr>
+        <w:t>ТехноЩит</w:t>
+      </w:r>
+      <w:proofErr w:type="spellEnd"/>
+      <w:r>
+        <w:rPr>
+          <w:lang w:val="ru-RU"/>
+        </w:rPr>
+        <w:t>» [7] предусмотрены:</w:t>
       </w:r>
     </w:p>
     <w:p>
@@ -23611,7 +26766,64 @@
         </w:rPr>
       </w:pPr>
       <w:r>
-        <w:t>– Astra Linux Special Edition 1.8 на SRV-01 и ARM-05/06 — именные учётные записи, разграничение доступа и журналирование; в локальном перечне указан сертификат ФСТЭК России № 2557.</w:t>
+        <w:rPr>
+          <w:lang w:val="ru-RU"/>
+        </w:rPr>
+        <w:t xml:space="preserve">– </w:t>
+      </w:r>
+      <w:r>
+        <w:t>Astra</w:t>
+      </w:r>
+      <w:r>
+        <w:rPr>
+          <w:lang w:val="ru-RU"/>
+        </w:rPr>
+        <w:t xml:space="preserve"> </w:t>
+      </w:r>
+      <w:r>
+        <w:t>Linux</w:t>
+      </w:r>
+      <w:r>
+        <w:rPr>
+          <w:lang w:val="ru-RU"/>
+        </w:rPr>
+        <w:t xml:space="preserve"> </w:t>
+      </w:r>
+      <w:r>
+        <w:t>Special</w:t>
+      </w:r>
+      <w:r>
+        <w:rPr>
+          <w:lang w:val="ru-RU"/>
+        </w:rPr>
+        <w:t xml:space="preserve"> </w:t>
+      </w:r>
+      <w:r>
+        <w:t>Edition</w:t>
+      </w:r>
+      <w:r>
+        <w:rPr>
+          <w:lang w:val="ru-RU"/>
+        </w:rPr>
+        <w:t xml:space="preserve"> 1.8 на </w:t>
+      </w:r>
+      <w:r>
+        <w:t>SRV</w:t>
+      </w:r>
+      <w:r>
+        <w:rPr>
+          <w:lang w:val="ru-RU"/>
+        </w:rPr>
+        <w:t xml:space="preserve">-01 и </w:t>
+      </w:r>
+      <w:r>
+        <w:t>ARM</w:t>
+      </w:r>
+      <w:r>
+        <w:rPr>
+          <w:lang w:val="ru-RU"/>
+        </w:rPr>
+        <w:t>-05/06 — именные учётные записи, разграничение доступа и журналирование; в локальном перечне указан сертификат ФСТЭК России № 2557.</w:t>
       </w:r>
     </w:p>
     <w:p>
@@ -23625,7 +26837,46 @@
         </w:rPr>
       </w:pPr>
       <w:r>
-        <w:t>– Kaspersky Endpoint Security для Linux 12.4.0.1225 — проверка файлов и съёмных носителей, локальная антивирусная защита; в локальном перечне указан сертификат ФСТЭК России № 2534.</w:t>
+        <w:rPr>
+          <w:lang w:val="ru-RU"/>
+        </w:rPr>
+        <w:t xml:space="preserve">– </w:t>
+      </w:r>
+      <w:r>
+        <w:t>Kaspersky</w:t>
+      </w:r>
+      <w:r>
+        <w:rPr>
+          <w:lang w:val="ru-RU"/>
+        </w:rPr>
+        <w:t xml:space="preserve"> </w:t>
+      </w:r>
+      <w:r>
+        <w:t>Endpoint</w:t>
+      </w:r>
+      <w:r>
+        <w:rPr>
+          <w:lang w:val="ru-RU"/>
+        </w:rPr>
+        <w:t xml:space="preserve"> </w:t>
+      </w:r>
+      <w:r>
+        <w:t>Security</w:t>
+      </w:r>
+      <w:r>
+        <w:rPr>
+          <w:lang w:val="ru-RU"/>
+        </w:rPr>
+        <w:t xml:space="preserve"> для </w:t>
+      </w:r>
+      <w:r>
+        <w:t>Linux</w:t>
+      </w:r>
+      <w:r>
+        <w:rPr>
+          <w:lang w:val="ru-RU"/>
+        </w:rPr>
+        <w:t xml:space="preserve"> 12.4.0.1225 — проверка файлов и съёмных носителей, локальная антивирусная защита; в локальном перечне указан сертификат ФСТЭК России № 2534.</w:t>
       </w:r>
     </w:p>
     <w:p>
@@ -23639,7 +26890,91 @@
         </w:rPr>
       </w:pPr>
       <w:r>
-        <w:t>– Штатные средства резервирования ОС и носители BKP-A/B — сохранение R1–R5 с проверкой восстановления; UPS-01 обеспечивает корректное завершение работы SRV-01 и SW-Z при нарушении питания.</w:t>
+        <w:rPr>
+          <w:lang w:val="ru-RU"/>
+        </w:rPr>
+        <w:t xml:space="preserve">– Штатные средства резервирования ОС и носители </w:t>
+      </w:r>
+      <w:r>
+        <w:t>BKP</w:t>
+      </w:r>
+      <w:r>
+        <w:rPr>
+          <w:lang w:val="ru-RU"/>
+        </w:rPr>
+        <w:t>-</w:t>
+      </w:r>
+      <w:r>
+        <w:t>A</w:t>
+      </w:r>
+      <w:r>
+        <w:rPr>
+          <w:lang w:val="ru-RU"/>
+        </w:rPr>
+        <w:t>/</w:t>
+      </w:r>
+      <w:r>
+        <w:t>B</w:t>
+      </w:r>
+      <w:r>
+        <w:rPr>
+          <w:lang w:val="ru-RU"/>
+        </w:rPr>
+        <w:t xml:space="preserve"> — сохранение </w:t>
+      </w:r>
+      <w:r>
+        <w:t>R</w:t>
+      </w:r>
+      <w:r>
+        <w:rPr>
+          <w:lang w:val="ru-RU"/>
+        </w:rPr>
+        <w:t>1–</w:t>
+      </w:r>
+      <w:r>
+        <w:t>R</w:t>
+      </w:r>
+      <w:r>
+        <w:rPr>
+          <w:lang w:val="ru-RU"/>
+        </w:rPr>
+        <w:t xml:space="preserve">5 с проверкой восстановления; </w:t>
+      </w:r>
+      <w:r>
+        <w:t>UPS</w:t>
+      </w:r>
+      <w:r>
+        <w:rPr>
+          <w:lang w:val="ru-RU"/>
+        </w:rPr>
+        <w:t xml:space="preserve">-01 обеспечивает корректное завершение работы </w:t>
+      </w:r>
+      <w:r>
+        <w:t>SRV</w:t>
+      </w:r>
+      <w:r>
+        <w:rPr>
+          <w:lang w:val="ru-RU"/>
+        </w:rPr>
+        <w:t xml:space="preserve">-01 и </w:t>
+      </w:r>
+      <w:r>
+        <w:t>SW</w:t>
+      </w:r>
+      <w:r>
+        <w:rPr>
+          <w:lang w:val="ru-RU"/>
+        </w:rPr>
+        <w:t>-</w:t>
+      </w:r>
+      <w:r>
+        <w:t>Z</w:t>
+      </w:r>
+      <w:r>
+        <w:rPr>
+          <w:lang w:val="ru-RU"/>
+        </w:rPr>
+        <w:t xml:space="preserve"> при нарушении питания.</w:t>
       </w:r>
     </w:p>
     <w:p>
@@ -23653,7 +26988,28 @@
         </w:rPr>
       </w:pPr>
       <w:r>
-        <w:t>– Для помещения 06 предусмотрены СКУД, режим допуска и функциональная позиция AZ-01. Конкретное исполнение акустической защиты выбирается после обследования; эффективность подтверждается измерениями, а наличие AZ-01 в спецификации само по себе не является результатом испытаний.</w:t>
+        <w:rPr>
+          <w:lang w:val="ru-RU"/>
+        </w:rPr>
+        <w:t xml:space="preserve">– Для помещения 06 предусмотрены СКУД, режим допуска и функциональная позиция </w:t>
+      </w:r>
+      <w:r>
+        <w:t>AZ</w:t>
+      </w:r>
+      <w:r>
+        <w:rPr>
+          <w:lang w:val="ru-RU"/>
+        </w:rPr>
+        <w:t xml:space="preserve">-01. Конкретное исполнение акустической защиты выбирается после обследования; эффективность подтверждается измерениями, а наличие </w:t>
+      </w:r>
+      <w:r>
+        <w:t>AZ</w:t>
+      </w:r>
+      <w:r>
+        <w:rPr>
+          <w:lang w:val="ru-RU"/>
+        </w:rPr>
+        <w:t>-01 в спецификации само по себе не является результатом испытаний.</w:t>
       </w:r>
     </w:p>
     <w:p>
@@ -23667,6 +27023,9 @@
         </w:rPr>
       </w:pPr>
       <w:r>
+        <w:rPr>
+          <w:lang w:val="ru-RU"/>
+        </w:rPr>
         <w:t>Перед закупкой и вводом сверяются действительность сертификатов, сертифицированные версии, комплект поставки и ограничения применения. СКУД, видеонаблюдению и сейфу не присваиваются сертификаты ФСТЭК без документального основания. Межсетевой экран между физически раздельными сегментами не предусматривается; при появлении сетевого соединения решение пересматривается.</w:t>
       </w:r>
     </w:p>
@@ -23699,7 +27058,24 @@
         </w:rPr>
       </w:pPr>
       <w:r>
-        <w:t>В соответствии с пунктом 5 части 1 статьи 12 Федерального закона от 04.05.2011 № 99-ФЗ «О лицензировании отдельных видов деятельности» деятельность по технической защите конфиденциальной информации подлежит лицензированию. Перечень работ и услуг приведён в пункте 4 Положения, утверждённого постановлением Правительства РФ от 03.02.2012 № 79 [11, 12]. Для объекта ООО «ТехноЩит» могут потребоваться:</w:t>
+        <w:rPr>
+          <w:lang w:val="ru-RU"/>
+        </w:rPr>
+        <w:t>В соответствии с пунктом 5 части 1 статьи 12 Федерального закона от 04.05.2011 № 99-ФЗ «О лицензировании отдельных видов деятельности» деятельность по технической защите конфиденциальной информации подлежит лицензированию. Перечень работ и услуг приведён в пункте 4 Положения, утверждённого постановлением Правительства РФ от 03.02.2012 № 79 [11, 12]. Для объекта ООО «</w:t>
+      </w:r>
+      <w:proofErr w:type="spellStart"/>
+      <w:r>
+        <w:rPr>
+          <w:lang w:val="ru-RU"/>
+        </w:rPr>
+        <w:t>ТехноЩит</w:t>
+      </w:r>
+      <w:proofErr w:type="spellEnd"/>
+      <w:r>
+        <w:rPr>
+          <w:lang w:val="ru-RU"/>
+        </w:rPr>
+        <w:t>» могут потребоваться:</w:t>
       </w:r>
     </w:p>
     <w:p>
@@ -23713,6 +27089,9 @@
         </w:rPr>
       </w:pPr>
       <w:r>
+        <w:rPr>
+          <w:lang w:val="ru-RU"/>
+        </w:rPr>
         <w:t>– Контроль защищённости конфиденциальной информации от утечки по техническим каналам в помещении 06, предназначенном для конфиденциальных переговоров, и в помещении 04 со средствами обработки информации; состав измерений определяется после обследования ограждений, ВТСС и выходящих линий.</w:t>
       </w:r>
     </w:p>
@@ -23727,6 +27106,10 @@
         </w:rPr>
       </w:pPr>
       <w:r>
+        <w:rPr>
+          <w:lang w:val="ru-RU"/>
+        </w:rPr>
+        <w:lastRenderedPageBreak/>
         <w:t>– Контроль защищённости АС от несанкционированного доступа и модификации, а при принятии решения об аттестации — аттестационные испытания и аттестация АС «Защищённый контур» и соответствующих помещений на требования по защите информации.</w:t>
       </w:r>
     </w:p>
@@ -23741,6 +27124,9 @@
         </w:rPr>
       </w:pPr>
       <w:r>
+        <w:rPr>
+          <w:lang w:val="ru-RU"/>
+        </w:rPr>
         <w:t>– Установка, монтаж, наладка и испытания средств защиты информации, если такие услуги включаются в договор со сторонним исполнителем и относятся к перечню лицензируемых работ.</w:t>
       </w:r>
     </w:p>
@@ -23755,7 +27141,56 @@
         </w:rPr>
       </w:pPr>
       <w:r>
-        <w:t>В спецификации ООО «ТехноЩит» предусмотрены комплекты измерений KI-01 и программного контроля KI-02 [7]. Само наличие функциональных позиций не подтверждает поверку приборов, квалификацию исполнителей, лицензию на нужные виды работ и результаты контроля. Действующая запись ООО «ТехноЩит» в реестре лицензий, протоколы измерений, договор со специализированной организацией и аттестат соответствия в исходном комплекте не представлены.</w:t>
+        <w:rPr>
+          <w:lang w:val="ru-RU"/>
+        </w:rPr>
+        <w:t>В спецификации ООО «</w:t>
+      </w:r>
+      <w:proofErr w:type="spellStart"/>
+      <w:r>
+        <w:rPr>
+          <w:lang w:val="ru-RU"/>
+        </w:rPr>
+        <w:t>ТехноЩит</w:t>
+      </w:r>
+      <w:proofErr w:type="spellEnd"/>
+      <w:r>
+        <w:rPr>
+          <w:lang w:val="ru-RU"/>
+        </w:rPr>
+        <w:t xml:space="preserve">» предусмотрены комплекты измерений </w:t>
+      </w:r>
+      <w:r>
+        <w:t>KI</w:t>
+      </w:r>
+      <w:r>
+        <w:rPr>
+          <w:lang w:val="ru-RU"/>
+        </w:rPr>
+        <w:t xml:space="preserve">-01 и программного контроля </w:t>
+      </w:r>
+      <w:r>
+        <w:t>KI</w:t>
+      </w:r>
+      <w:r>
+        <w:rPr>
+          <w:lang w:val="ru-RU"/>
+        </w:rPr>
+        <w:t>-02 [7]. Само наличие функциональных позиций не подтверждает поверку приборов, квалификацию исполнителей, лицензию на нужные виды работ и результаты контроля. Действующая запись ООО «</w:t>
+      </w:r>
+      <w:proofErr w:type="spellStart"/>
+      <w:r>
+        <w:rPr>
+          <w:lang w:val="ru-RU"/>
+        </w:rPr>
+        <w:t>ТехноЩит</w:t>
+      </w:r>
+      <w:proofErr w:type="spellEnd"/>
+      <w:r>
+        <w:rPr>
+          <w:lang w:val="ru-RU"/>
+        </w:rPr>
+        <w:t>» в реестре лицензий, протоколы измерений, договор со специализированной организацией и аттестат соответствия в исходном комплекте не представлены.</w:t>
       </w:r>
     </w:p>
     <w:p>
@@ -23769,7 +27204,24 @@
         </w:rPr>
       </w:pPr>
       <w:r>
-        <w:t>Поэтому для лицензируемых измерений, испытаний и аттестации при их назначении в проекте предусматривается привлечение специализированной организации. Перед заключением договора проверяются её запись в реестре ФСТЭК России, перечень разрешённых работ, программа обследования и документы на измерительное оборудование [10–12]. Разработку внутренних регламентов, матрицы доступа, схем и технического задания ООО «ТехноЩит» выполняет своими силами; конкретный подрядчик определяется после уточнения объёма работ.</w:t>
+        <w:rPr>
+          <w:lang w:val="ru-RU"/>
+        </w:rPr>
+        <w:t>Поэтому для лицензируемых измерений, испытаний и аттестации при их назначении в проекте предусматривается привлечение специализированной организации. Перед заключением договора проверяются её запись в реестре ФСТЭК России, перечень разрешённых работ, программа обследования и документы на измерительное оборудование [10–12]. Разработку внутренних регламентов, матрицы доступа, схем и технического задания ООО «</w:t>
+      </w:r>
+      <w:proofErr w:type="spellStart"/>
+      <w:r>
+        <w:rPr>
+          <w:lang w:val="ru-RU"/>
+        </w:rPr>
+        <w:t>ТехноЩит</w:t>
+      </w:r>
+      <w:proofErr w:type="spellEnd"/>
+      <w:r>
+        <w:rPr>
+          <w:lang w:val="ru-RU"/>
+        </w:rPr>
+        <w:t>» выполняет своими силами; конкретный подрядчик определяется после уточнения объёма работ.</w:t>
       </w:r>
     </w:p>
     <w:p>
@@ -24269,6 +27721,7 @@
               <w:ind w:firstLine="0"/>
             </w:pPr>
             <w:r>
+              <w:lastRenderedPageBreak/>
               <w:t>Инструментальная проверка переговорной</w:t>
             </w:r>
           </w:p>
@@ -24422,7 +27875,73 @@
         </w:rPr>
       </w:pPr>
       <w:r>
-        <w:t>В составе исходной материально-технической базы [7] уже учтены SRV-01, ARM-05/06, SW-Z, MFP-01, UPS-01, носители, AZ-01, измерительные комплекты и ПО общей стоимостью 2 850 000 руб. Поштучные цены в исходной спецификации не выделены, поэтому произвольное распределение этой суммы по изделиям не выполняется.</w:t>
+        <w:rPr>
+          <w:lang w:val="ru-RU"/>
+        </w:rPr>
+        <w:t xml:space="preserve">В составе исходной материально-технической базы [7] уже учтены </w:t>
+      </w:r>
+      <w:r>
+        <w:t>SRV</w:t>
+      </w:r>
+      <w:r>
+        <w:rPr>
+          <w:lang w:val="ru-RU"/>
+        </w:rPr>
+        <w:t xml:space="preserve">-01, </w:t>
+      </w:r>
+      <w:r>
+        <w:t>ARM</w:t>
+      </w:r>
+      <w:r>
+        <w:rPr>
+          <w:lang w:val="ru-RU"/>
+        </w:rPr>
+        <w:t xml:space="preserve">-05/06, </w:t>
+      </w:r>
+      <w:r>
+        <w:t>SW</w:t>
+      </w:r>
+      <w:r>
+        <w:rPr>
+          <w:lang w:val="ru-RU"/>
+        </w:rPr>
+        <w:t>-</w:t>
+      </w:r>
+      <w:r>
+        <w:t>Z</w:t>
+      </w:r>
+      <w:r>
+        <w:rPr>
+          <w:lang w:val="ru-RU"/>
+        </w:rPr>
+        <w:t xml:space="preserve">, </w:t>
+      </w:r>
+      <w:r>
+        <w:t>MFP</w:t>
+      </w:r>
+      <w:r>
+        <w:rPr>
+          <w:lang w:val="ru-RU"/>
+        </w:rPr>
+        <w:t xml:space="preserve">-01, </w:t>
+      </w:r>
+      <w:r>
+        <w:t>UPS</w:t>
+      </w:r>
+      <w:r>
+        <w:rPr>
+          <w:lang w:val="ru-RU"/>
+        </w:rPr>
+        <w:t xml:space="preserve">-01, носители, </w:t>
+      </w:r>
+      <w:r>
+        <w:t>AZ</w:t>
+      </w:r>
+      <w:r>
+        <w:rPr>
+          <w:lang w:val="ru-RU"/>
+        </w:rPr>
+        <w:t>-01, измерительные комплекты и ПО общей стоимостью 2 850 000 руб. Поштучные цены в исходной спецификации не выделены, поэтому произвольное распределение этой суммы по изделиям не выполняется.</w:t>
       </w:r>
     </w:p>
     <w:p>
@@ -24436,6 +27955,9 @@
         </w:rPr>
       </w:pPr>
       <w:r>
+        <w:rPr>
+          <w:lang w:val="ru-RU"/>
+        </w:rPr>
         <w:t>Из дополнительных расходов таблицы П3.9 на настройку ОС и средств защиты приходится 64 000 руб., на испытания и проверку восстановления — 48 000 руб., на инструментальную проверку переговорной — условные 60 000 руб. Эти суммы входят в общий расчёт 352 000 руб. и повторно к нему не прибавляются.</w:t>
       </w:r>
     </w:p>
@@ -24450,6 +27972,9 @@
         </w:rPr>
       </w:pPr>
       <w:r>
+        <w:rPr>
+          <w:lang w:val="ru-RU"/>
+        </w:rPr>
         <w:t>Стоимость самостоятельных аттестационных испытаний и аттестации АС либо защищаемого помещения в 352 000 руб. не включена: необходимость, программа и объём таких работ уточняются по итогам обследования. При их назначении расходы определяются отдельным коммерческим предложением лицензиата и отражаются в смете до заключения договора.</w:t>
       </w:r>
     </w:p>
@@ -24467,7 +27992,6 @@
         <w:rPr>
           <w:lang w:val="ru-RU"/>
         </w:rPr>
-        <w:lastRenderedPageBreak/>
         <w:t>Ставка и стоимость подрядных работ — расчётные допущения. Окончательная смета определяется после обследования и коммерческих предложений; фактическая оплата не утверждается.</w:t>
       </w:r>
     </w:p>
@@ -24853,6 +28377,7 @@
           <w:rFonts w:ascii="Times New Roman" w:hAnsi="Times New Roman"/>
           <w:lang w:val="ru-RU"/>
         </w:rPr>
+        <w:lastRenderedPageBreak/>
         <w:t>14. Перечень мероприятий по обеспечению конфиденциальности информации на стадии проектирования объекта информатизации</w:t>
       </w:r>
     </w:p>
